--- a/SC-project-2026.docx
+++ b/SC-project-2026.docx
@@ -349,23 +349,13 @@
           <w:sz w:val="28"/>
         </w:rPr>
       </w:pPr>
-      <w:proofErr w:type="spellStart"/>
       <w:r>
         <w:rPr>
           <w:b/>
           <w:spacing w:val="-2"/>
           <w:sz w:val="28"/>
         </w:rPr>
-        <w:t>Thandalam</w:t>
-      </w:r>
-      <w:proofErr w:type="spellEnd"/>
-      <w:r>
-        <w:rPr>
-          <w:b/>
-          <w:spacing w:val="-2"/>
-          <w:sz w:val="28"/>
-        </w:rPr>
-        <w:t>, Chennai-602015</w:t>
+        <w:t>Thandalam, Chennai-602015</w:t>
       </w:r>
     </w:p>
     <w:p>
@@ -695,21 +685,12 @@
                 <w:sz w:val="24"/>
               </w:rPr>
             </w:pPr>
-            <w:proofErr w:type="spellStart"/>
             <w:r>
               <w:rPr>
                 <w:spacing w:val="-4"/>
                 <w:sz w:val="24"/>
               </w:rPr>
-              <w:t>S.No</w:t>
-            </w:r>
-            <w:proofErr w:type="spellEnd"/>
-            <w:r>
-              <w:rPr>
-                <w:spacing w:val="-4"/>
-                <w:sz w:val="24"/>
-              </w:rPr>
-              <w:t>.</w:t>
+              <w:t>S.No.</w:t>
             </w:r>
           </w:p>
         </w:tc>
@@ -2704,13 +2685,8 @@
         </w:rPr>
         <w:t xml:space="preserve"> </w:t>
       </w:r>
-      <w:proofErr w:type="spellStart"/>
-      <w:r>
-        <w:t>Devops</w:t>
-      </w:r>
-      <w:proofErr w:type="spellEnd"/>
-      <w:r>
-        <w:t xml:space="preserve"> environment by</w:t>
+      <w:r>
+        <w:t>Devops environment by</w:t>
       </w:r>
       <w:r>
         <w:rPr>
@@ -3200,11 +3176,9 @@
         </w:rPr>
         <w:t xml:space="preserve"> </w:t>
       </w:r>
-      <w:proofErr w:type="spellStart"/>
       <w:r>
         <w:t>Devops</w:t>
       </w:r>
-      <w:proofErr w:type="spellEnd"/>
       <w:r>
         <w:rPr>
           <w:spacing w:val="47"/>
@@ -3750,19 +3724,11 @@
         <w:rPr>
           <w:rFonts w:ascii="Arial MT"/>
         </w:rPr>
-        <w:t xml:space="preserve">DevOps dashboard </w:t>
-      </w:r>
-      <w:proofErr w:type="gramStart"/>
-      <w:r>
-        <w:rPr>
-          <w:rFonts w:ascii="Arial MT"/>
-        </w:rPr>
-        <w:t>successfully.</w:t>
+        <w:t>DevOps dashboard successfully.</w:t>
       </w:r>
       <w:r>
         <w:t>.</w:t>
       </w:r>
-      <w:proofErr w:type="gramEnd"/>
     </w:p>
     <w:p>
       <w:pPr>
@@ -7392,7 +7358,6 @@
         </w:rPr>
         <w:t xml:space="preserve">created </w:t>
       </w:r>
-      <w:proofErr w:type="spellStart"/>
       <w:r>
         <w:rPr>
           <w:spacing w:val="-2"/>
@@ -7400,7 +7365,6 @@
         </w:rPr>
         <w:t>succesS</w:t>
       </w:r>
-      <w:proofErr w:type="spellEnd"/>
     </w:p>
     <w:p>
       <w:pPr>
@@ -7938,16 +7902,7 @@
         <w:t xml:space="preserve"> </w:t>
       </w:r>
       <w:r>
-        <w:t>Product</w:t>
-      </w:r>
-      <w:r>
-        <w:rPr>
-          <w:spacing w:val="-1"/>
-        </w:rPr>
-        <w:t xml:space="preserve"> </w:t>
-      </w:r>
-      <w:r>
-        <w:t>Category</w:t>
+        <w:t>Hospital Appointment</w:t>
       </w:r>
       <w:r>
         <w:rPr>
@@ -8709,7 +8664,16 @@
         <w:t xml:space="preserve"> </w:t>
       </w:r>
       <w:r>
-        <w:t>Product</w:t>
+        <w:t>Hospital Appointment</w:t>
+      </w:r>
+      <w:r>
+        <w:rPr>
+          <w:spacing w:val="-9"/>
+        </w:rPr>
+        <w:t xml:space="preserve"> </w:t>
+      </w:r>
+      <w:r>
+        <w:t>Management</w:t>
       </w:r>
       <w:r>
         <w:rPr>
@@ -8718,22 +8682,10 @@
         <w:t xml:space="preserve"> </w:t>
       </w:r>
       <w:r>
-        <w:t>Category</w:t>
-      </w:r>
-      <w:r>
-        <w:rPr>
-          <w:spacing w:val="-10"/>
-        </w:rPr>
-        <w:t xml:space="preserve"> </w:t>
-      </w:r>
-      <w:r>
-        <w:t xml:space="preserve">Management </w:t>
-      </w:r>
-      <w:r>
         <w:rPr>
           <w:spacing w:val="-2"/>
         </w:rPr>
-        <w:t>System.</w:t>
+        <w:t>System</w:t>
       </w:r>
     </w:p>
     <w:p>
@@ -9237,26 +9189,14 @@
         <w:t>–</w:t>
       </w:r>
       <w:r>
-        <w:rPr>
-          <w:spacing w:val="-8"/>
-        </w:rPr>
-        <w:t xml:space="preserve"> </w:t>
-      </w:r>
-      <w:r>
-        <w:t>Product</w:t>
-      </w:r>
-      <w:r>
-        <w:rPr>
-          <w:spacing w:val="-6"/>
-        </w:rPr>
-        <w:t xml:space="preserve"> </w:t>
-      </w:r>
-      <w:r>
-        <w:t>Category</w:t>
-      </w:r>
-      <w:r>
-        <w:rPr>
-          <w:spacing w:val="-11"/>
+        <w:t xml:space="preserve"> </w:t>
+      </w:r>
+      <w:r>
+        <w:t>Hospital Appointment</w:t>
+      </w:r>
+      <w:r>
+        <w:rPr>
+          <w:spacing w:val="-9"/>
         </w:rPr>
         <w:t xml:space="preserve"> </w:t>
       </w:r>
@@ -9265,7 +9205,7 @@
       </w:r>
       <w:r>
         <w:rPr>
-          <w:spacing w:val="-6"/>
+          <w:spacing w:val="-5"/>
         </w:rPr>
         <w:t xml:space="preserve"> </w:t>
       </w:r>
@@ -9273,7 +9213,13 @@
         <w:rPr>
           <w:spacing w:val="-2"/>
         </w:rPr>
-        <w:t>System.</w:t>
+        <w:t>System</w:t>
+      </w:r>
+      <w:r>
+        <w:rPr>
+          <w:spacing w:val="-2"/>
+        </w:rPr>
+        <w:t>.</w:t>
       </w:r>
     </w:p>
     <w:p>
@@ -11936,22 +11882,34 @@
         <w:t xml:space="preserve"> </w:t>
       </w:r>
       <w:r>
-        <w:t>Product Category</w:t>
-      </w:r>
-      <w:r>
-        <w:rPr>
-          <w:spacing w:val="-10"/>
-        </w:rPr>
-        <w:t xml:space="preserve"> </w:t>
-      </w:r>
-      <w:r>
-        <w:t xml:space="preserve">Management </w:t>
+        <w:t>Hospital Appointment</w:t>
+      </w:r>
+      <w:r>
+        <w:rPr>
+          <w:spacing w:val="-9"/>
+        </w:rPr>
+        <w:t xml:space="preserve"> </w:t>
+      </w:r>
+      <w:r>
+        <w:t>Management</w:t>
+      </w:r>
+      <w:r>
+        <w:rPr>
+          <w:spacing w:val="-5"/>
+        </w:rPr>
+        <w:t xml:space="preserve"> </w:t>
       </w:r>
       <w:r>
         <w:rPr>
           <w:spacing w:val="-2"/>
         </w:rPr>
-        <w:t>System.</w:t>
+        <w:t>System</w:t>
+      </w:r>
+      <w:r>
+        <w:rPr>
+          <w:spacing w:val="-2"/>
+        </w:rPr>
+        <w:t>.</w:t>
       </w:r>
     </w:p>
     <w:p>
@@ -12380,139 +12338,141 @@
         <w:pStyle w:val="BodyText"/>
         <w:spacing w:line="278" w:lineRule="auto"/>
         <w:ind w:left="360" w:right="800"/>
-      </w:pPr>
-      <w:proofErr w:type="spellStart"/>
-      <w:proofErr w:type="gramStart"/>
-      <w:r>
-        <w:rPr>
-          <w:b/>
-        </w:rPr>
-        <w:t>Result:</w:t>
-      </w:r>
-      <w:r>
-        <w:t>The</w:t>
-      </w:r>
-      <w:proofErr w:type="spellEnd"/>
-      <w:proofErr w:type="gramEnd"/>
-      <w:r>
-        <w:rPr>
-          <w:spacing w:val="-10"/>
-        </w:rPr>
-        <w:t xml:space="preserve"> </w:t>
-      </w:r>
-      <w:r>
-        <w:t>Class</w:t>
-      </w:r>
-      <w:r>
-        <w:rPr>
-          <w:spacing w:val="-3"/>
-        </w:rPr>
-        <w:t xml:space="preserve"> </w:t>
-      </w:r>
-      <w:r>
-        <w:t>Diagram</w:t>
-      </w:r>
-      <w:r>
-        <w:rPr>
-          <w:spacing w:val="-11"/>
-        </w:rPr>
-        <w:t xml:space="preserve"> </w:t>
-      </w:r>
-      <w:r>
-        <w:t>and</w:t>
-      </w:r>
-      <w:r>
-        <w:rPr>
-          <w:spacing w:val="-8"/>
-        </w:rPr>
-        <w:t xml:space="preserve"> </w:t>
-      </w:r>
-      <w:r>
-        <w:t>Sequence</w:t>
-      </w:r>
-      <w:r>
-        <w:rPr>
-          <w:spacing w:val="-9"/>
-        </w:rPr>
-        <w:t xml:space="preserve"> </w:t>
-      </w:r>
-      <w:r>
-        <w:t>Diagram</w:t>
-      </w:r>
-      <w:r>
-        <w:rPr>
-          <w:spacing w:val="-6"/>
-        </w:rPr>
-        <w:t xml:space="preserve"> </w:t>
-      </w:r>
-      <w:r>
-        <w:t>is</w:t>
-      </w:r>
-      <w:r>
-        <w:rPr>
-          <w:spacing w:val="-4"/>
-        </w:rPr>
-        <w:t xml:space="preserve"> </w:t>
-      </w:r>
-      <w:r>
-        <w:t>designed</w:t>
-      </w:r>
-      <w:r>
-        <w:rPr>
-          <w:spacing w:val="-8"/>
-        </w:rPr>
-        <w:t xml:space="preserve"> </w:t>
-      </w:r>
-      <w:r>
-        <w:t>Successfully</w:t>
-      </w:r>
-      <w:r>
-        <w:rPr>
-          <w:spacing w:val="-7"/>
-        </w:rPr>
-        <w:t xml:space="preserve"> </w:t>
-      </w:r>
-      <w:r>
-        <w:t>for</w:t>
-      </w:r>
-      <w:r>
-        <w:rPr>
-          <w:spacing w:val="-1"/>
-        </w:rPr>
-        <w:t xml:space="preserve"> </w:t>
-      </w:r>
-      <w:r>
-        <w:t>the</w:t>
-      </w:r>
-      <w:r>
-        <w:rPr>
-          <w:spacing w:val="-6"/>
-        </w:rPr>
-        <w:t xml:space="preserve"> </w:t>
-      </w:r>
-      <w:r>
-        <w:t>Product</w:t>
-      </w:r>
-      <w:r>
-        <w:rPr>
-          <w:spacing w:val="-3"/>
-        </w:rPr>
-        <w:t xml:space="preserve"> </w:t>
-      </w:r>
-      <w:r>
-        <w:t>Category Management System</w:t>
-      </w:r>
-    </w:p>
-    <w:p>
-      <w:pPr>
-        <w:pStyle w:val="BodyText"/>
-        <w:spacing w:line="278" w:lineRule="auto"/>
         <w:sectPr>
           <w:pgSz w:w="12240" w:h="15840"/>
           <w:pgMar w:top="1820" w:right="720" w:bottom="280" w:left="1080" w:header="720" w:footer="720" w:gutter="0"/>
           <w:cols w:space="720"/>
         </w:sectPr>
       </w:pPr>
+      <w:r>
+        <w:rPr>
+          <w:b/>
+        </w:rPr>
+        <w:t>Result:</w:t>
+      </w:r>
+      <w:r>
+        <w:t>The</w:t>
+      </w:r>
+      <w:r>
+        <w:rPr>
+          <w:spacing w:val="-10"/>
+        </w:rPr>
+        <w:t xml:space="preserve"> </w:t>
+      </w:r>
+      <w:r>
+        <w:t>Class</w:t>
+      </w:r>
+      <w:r>
+        <w:rPr>
+          <w:spacing w:val="-3"/>
+        </w:rPr>
+        <w:t xml:space="preserve"> </w:t>
+      </w:r>
+      <w:r>
+        <w:t>Diagram</w:t>
+      </w:r>
+      <w:r>
+        <w:rPr>
+          <w:spacing w:val="-11"/>
+        </w:rPr>
+        <w:t xml:space="preserve"> </w:t>
+      </w:r>
+      <w:r>
+        <w:t>and</w:t>
+      </w:r>
+      <w:r>
+        <w:rPr>
+          <w:spacing w:val="-8"/>
+        </w:rPr>
+        <w:t xml:space="preserve"> </w:t>
+      </w:r>
+      <w:r>
+        <w:t>Sequence</w:t>
+      </w:r>
+      <w:r>
+        <w:rPr>
+          <w:spacing w:val="-9"/>
+        </w:rPr>
+        <w:t xml:space="preserve"> </w:t>
+      </w:r>
+      <w:r>
+        <w:t>Diagram</w:t>
+      </w:r>
+      <w:r>
+        <w:rPr>
+          <w:spacing w:val="-6"/>
+        </w:rPr>
+        <w:t xml:space="preserve"> </w:t>
+      </w:r>
+      <w:r>
+        <w:t>is</w:t>
+      </w:r>
+      <w:r>
+        <w:rPr>
+          <w:spacing w:val="-4"/>
+        </w:rPr>
+        <w:t xml:space="preserve"> </w:t>
+      </w:r>
+      <w:r>
+        <w:t>designed</w:t>
+      </w:r>
+      <w:r>
+        <w:rPr>
+          <w:spacing w:val="-8"/>
+        </w:rPr>
+        <w:t xml:space="preserve"> </w:t>
+      </w:r>
+      <w:r>
+        <w:t>Successfully</w:t>
+      </w:r>
+      <w:r>
+        <w:rPr>
+          <w:spacing w:val="-7"/>
+        </w:rPr>
+        <w:t xml:space="preserve"> </w:t>
+      </w:r>
+      <w:r>
+        <w:t>for</w:t>
+      </w:r>
+      <w:r>
+        <w:rPr>
+          <w:spacing w:val="-1"/>
+        </w:rPr>
+        <w:t xml:space="preserve"> </w:t>
+      </w:r>
+      <w:r>
+        <w:t>the</w:t>
+      </w:r>
+      <w:r>
+        <w:rPr>
+          <w:spacing w:val="-6"/>
+        </w:rPr>
+        <w:t xml:space="preserve"> </w:t>
+      </w:r>
+      <w:r>
+        <w:t>Hospital Appointment</w:t>
+      </w:r>
+      <w:r>
+        <w:rPr>
+          <w:spacing w:val="-9"/>
+        </w:rPr>
+        <w:t xml:space="preserve"> </w:t>
+      </w:r>
+      <w:r>
+        <w:t>Management</w:t>
+      </w:r>
+      <w:r>
+        <w:rPr>
+          <w:spacing w:val="-5"/>
+        </w:rPr>
+        <w:t xml:space="preserve"> </w:t>
+      </w:r>
+      <w:r>
+        <w:rPr>
+          <w:spacing w:val="-2"/>
+        </w:rPr>
+        <w:t>System</w:t>
+      </w:r>
     </w:p>
     <w:p>
       <w:pPr>
@@ -13521,119 +13481,141 @@
         <w:pStyle w:val="BodyText"/>
         <w:spacing w:before="35"/>
         <w:ind w:left="360" w:right="800"/>
-      </w:pPr>
-      <w:r>
-        <w:t>The</w:t>
-      </w:r>
-      <w:r>
-        <w:rPr>
-          <w:spacing w:val="-7"/>
-        </w:rPr>
-        <w:t xml:space="preserve"> </w:t>
-      </w:r>
-      <w:r>
-        <w:t>Architecture</w:t>
-      </w:r>
-      <w:r>
-        <w:rPr>
-          <w:spacing w:val="-11"/>
-        </w:rPr>
-        <w:t xml:space="preserve"> </w:t>
-      </w:r>
-      <w:r>
-        <w:t>Diagram</w:t>
-      </w:r>
-      <w:r>
-        <w:rPr>
-          <w:spacing w:val="-13"/>
-        </w:rPr>
-        <w:t xml:space="preserve"> </w:t>
-      </w:r>
-      <w:r>
-        <w:t>and</w:t>
-      </w:r>
-      <w:r>
-        <w:rPr>
-          <w:spacing w:val="-10"/>
-        </w:rPr>
-        <w:t xml:space="preserve"> </w:t>
-      </w:r>
-      <w:r>
-        <w:t>ER</w:t>
-      </w:r>
-      <w:r>
-        <w:rPr>
-          <w:spacing w:val="-5"/>
-        </w:rPr>
-        <w:t xml:space="preserve"> </w:t>
-      </w:r>
-      <w:r>
-        <w:t>Diagram</w:t>
-      </w:r>
-      <w:r>
-        <w:rPr>
-          <w:spacing w:val="-13"/>
-        </w:rPr>
-        <w:t xml:space="preserve"> </w:t>
-      </w:r>
-      <w:r>
-        <w:t>is</w:t>
-      </w:r>
-      <w:r>
-        <w:rPr>
-          <w:spacing w:val="-6"/>
-        </w:rPr>
-        <w:t xml:space="preserve"> </w:t>
-      </w:r>
-      <w:r>
-        <w:t>designed</w:t>
-      </w:r>
-      <w:r>
-        <w:rPr>
-          <w:spacing w:val="-6"/>
-        </w:rPr>
-        <w:t xml:space="preserve"> </w:t>
-      </w:r>
-      <w:r>
-        <w:t>Successfully</w:t>
-      </w:r>
-      <w:r>
-        <w:rPr>
-          <w:spacing w:val="-6"/>
-        </w:rPr>
-        <w:t xml:space="preserve"> </w:t>
-      </w:r>
-      <w:r>
-        <w:t>for</w:t>
-      </w:r>
-      <w:r>
-        <w:rPr>
-          <w:spacing w:val="-3"/>
-        </w:rPr>
-        <w:t xml:space="preserve"> </w:t>
-      </w:r>
-      <w:r>
-        <w:t>the</w:t>
-      </w:r>
-      <w:r>
-        <w:rPr>
-          <w:spacing w:val="-8"/>
-        </w:rPr>
-        <w:t xml:space="preserve"> </w:t>
-      </w:r>
-      <w:r>
-        <w:t>Product Category Management System.</w:t>
-      </w:r>
-    </w:p>
-    <w:p>
-      <w:pPr>
-        <w:pStyle w:val="BodyText"/>
         <w:sectPr>
           <w:pgSz w:w="12240" w:h="15840"/>
           <w:pgMar w:top="1820" w:right="720" w:bottom="280" w:left="1080" w:header="720" w:footer="720" w:gutter="0"/>
           <w:cols w:space="720"/>
         </w:sectPr>
       </w:pPr>
+      <w:r>
+        <w:t>The</w:t>
+      </w:r>
+      <w:r>
+        <w:rPr>
+          <w:spacing w:val="-7"/>
+        </w:rPr>
+        <w:t xml:space="preserve"> </w:t>
+      </w:r>
+      <w:r>
+        <w:t>Architecture</w:t>
+      </w:r>
+      <w:r>
+        <w:rPr>
+          <w:spacing w:val="-11"/>
+        </w:rPr>
+        <w:t xml:space="preserve"> </w:t>
+      </w:r>
+      <w:r>
+        <w:t>Diagram</w:t>
+      </w:r>
+      <w:r>
+        <w:rPr>
+          <w:spacing w:val="-13"/>
+        </w:rPr>
+        <w:t xml:space="preserve"> </w:t>
+      </w:r>
+      <w:r>
+        <w:t>and</w:t>
+      </w:r>
+      <w:r>
+        <w:rPr>
+          <w:spacing w:val="-10"/>
+        </w:rPr>
+        <w:t xml:space="preserve"> </w:t>
+      </w:r>
+      <w:r>
+        <w:t>ER</w:t>
+      </w:r>
+      <w:r>
+        <w:rPr>
+          <w:spacing w:val="-5"/>
+        </w:rPr>
+        <w:t xml:space="preserve"> </w:t>
+      </w:r>
+      <w:r>
+        <w:t>Diagram</w:t>
+      </w:r>
+      <w:r>
+        <w:rPr>
+          <w:spacing w:val="-13"/>
+        </w:rPr>
+        <w:t xml:space="preserve"> </w:t>
+      </w:r>
+      <w:r>
+        <w:t>is</w:t>
+      </w:r>
+      <w:r>
+        <w:rPr>
+          <w:spacing w:val="-6"/>
+        </w:rPr>
+        <w:t xml:space="preserve"> </w:t>
+      </w:r>
+      <w:r>
+        <w:t>designed</w:t>
+      </w:r>
+      <w:r>
+        <w:rPr>
+          <w:spacing w:val="-6"/>
+        </w:rPr>
+        <w:t xml:space="preserve"> </w:t>
+      </w:r>
+      <w:r>
+        <w:t>Successfully</w:t>
+      </w:r>
+      <w:r>
+        <w:rPr>
+          <w:spacing w:val="-6"/>
+        </w:rPr>
+        <w:t xml:space="preserve"> </w:t>
+      </w:r>
+      <w:r>
+        <w:t>for</w:t>
+      </w:r>
+      <w:r>
+        <w:rPr>
+          <w:spacing w:val="-3"/>
+        </w:rPr>
+        <w:t xml:space="preserve"> </w:t>
+      </w:r>
+      <w:r>
+        <w:t>the</w:t>
+      </w:r>
+      <w:r>
+        <w:rPr>
+          <w:spacing w:val="-8"/>
+        </w:rPr>
+        <w:t xml:space="preserve"> </w:t>
+      </w:r>
+      <w:r>
+        <w:t>Hospital Appointment</w:t>
+      </w:r>
+      <w:r>
+        <w:rPr>
+          <w:spacing w:val="-9"/>
+        </w:rPr>
+        <w:t xml:space="preserve"> </w:t>
+      </w:r>
+      <w:r>
+        <w:t>Management</w:t>
+      </w:r>
+      <w:r>
+        <w:rPr>
+          <w:spacing w:val="-5"/>
+        </w:rPr>
+        <w:t xml:space="preserve"> </w:t>
+      </w:r>
+      <w:r>
+        <w:rPr>
+          <w:spacing w:val="-2"/>
+        </w:rPr>
+        <w:t>System</w:t>
+      </w:r>
+      <w:r>
+        <w:rPr>
+          <w:spacing w:val="-2"/>
+        </w:rPr>
+        <w:t>.</w:t>
+      </w:r>
     </w:p>
     <w:p>
       <w:pPr>
@@ -23843,16 +23825,8 @@
               <w:rPr>
                 <w:spacing w:val="-2"/>
               </w:rPr>
-              <w:t>/</w:t>
-            </w:r>
-            <w:proofErr w:type="gramStart"/>
-            <w:r>
-              <w:rPr>
-                <w:spacing w:val="-2"/>
-              </w:rPr>
-              <w:t>login</w:t>
-            </w:r>
-            <w:proofErr w:type="gramEnd"/>
+              <w:t>/login</w:t>
+            </w:r>
           </w:p>
         </w:tc>
       </w:tr>
@@ -25203,33 +25177,8 @@
           <w:b/>
           <w:spacing w:val="-2"/>
         </w:rPr>
-        <w:t>.</w:t>
-      </w:r>
-      <w:proofErr w:type="spellStart"/>
-      <w:r>
-        <w:rPr>
-          <w:b/>
-          <w:spacing w:val="-2"/>
-        </w:rPr>
-        <w:t>github</w:t>
-      </w:r>
-      <w:proofErr w:type="spellEnd"/>
-      <w:r>
-        <w:rPr>
-          <w:b/>
-          <w:spacing w:val="-2"/>
-        </w:rPr>
-        <w:t>/workflows/</w:t>
-      </w:r>
-      <w:proofErr w:type="spellStart"/>
-      <w:r>
-        <w:rPr>
-          <w:b/>
-          <w:spacing w:val="-2"/>
-        </w:rPr>
-        <w:t>nodejs.yml</w:t>
-      </w:r>
-      <w:proofErr w:type="spellEnd"/>
+        <w:t>.github/workflows/nodejs.yml</w:t>
+      </w:r>
     </w:p>
     <w:p>
       <w:pPr>
@@ -26510,21 +26459,7 @@
         <w:rPr>
           <w:b/>
         </w:rPr>
-        <w:t xml:space="preserve">Dependencies run: </w:t>
-      </w:r>
-      <w:proofErr w:type="spellStart"/>
-      <w:r>
-        <w:rPr>
-          <w:b/>
-        </w:rPr>
-        <w:t>npm</w:t>
-      </w:r>
-      <w:proofErr w:type="spellEnd"/>
-      <w:r>
-        <w:rPr>
-          <w:b/>
-        </w:rPr>
-        <w:t xml:space="preserve"> install</w:t>
+        <w:t>Dependencies run: npm install</w:t>
       </w:r>
     </w:p>
     <w:p>

--- a/SC-project-2026.docx
+++ b/SC-project-2026.docx
@@ -349,13 +349,23 @@
           <w:sz w:val="28"/>
         </w:rPr>
       </w:pPr>
+      <w:proofErr w:type="spellStart"/>
       <w:r>
         <w:rPr>
           <w:b/>
           <w:spacing w:val="-2"/>
           <w:sz w:val="28"/>
         </w:rPr>
-        <w:t>Thandalam, Chennai-602015</w:t>
+        <w:t>Thandalam</w:t>
+      </w:r>
+      <w:proofErr w:type="spellEnd"/>
+      <w:r>
+        <w:rPr>
+          <w:b/>
+          <w:spacing w:val="-2"/>
+          <w:sz w:val="28"/>
+        </w:rPr>
+        <w:t>, Chennai-602015</w:t>
       </w:r>
     </w:p>
     <w:p>
@@ -685,12 +695,21 @@
                 <w:sz w:val="24"/>
               </w:rPr>
             </w:pPr>
+            <w:proofErr w:type="spellStart"/>
             <w:r>
               <w:rPr>
                 <w:spacing w:val="-4"/>
                 <w:sz w:val="24"/>
               </w:rPr>
-              <w:t>S.No.</w:t>
+              <w:t>S.No</w:t>
+            </w:r>
+            <w:proofErr w:type="spellEnd"/>
+            <w:r>
+              <w:rPr>
+                <w:spacing w:val="-4"/>
+                <w:sz w:val="24"/>
+              </w:rPr>
+              <w:t>.</w:t>
             </w:r>
           </w:p>
         </w:tc>
@@ -2685,8 +2704,13 @@
         </w:rPr>
         <w:t xml:space="preserve"> </w:t>
       </w:r>
-      <w:r>
-        <w:t>Devops environment by</w:t>
+      <w:proofErr w:type="spellStart"/>
+      <w:r>
+        <w:t>Devops</w:t>
+      </w:r>
+      <w:proofErr w:type="spellEnd"/>
+      <w:r>
+        <w:t xml:space="preserve"> environment by</w:t>
       </w:r>
       <w:r>
         <w:rPr>
@@ -3176,9 +3200,11 @@
         </w:rPr>
         <w:t xml:space="preserve"> </w:t>
       </w:r>
+      <w:proofErr w:type="spellStart"/>
       <w:r>
         <w:t>Devops</w:t>
       </w:r>
+      <w:proofErr w:type="spellEnd"/>
       <w:r>
         <w:rPr>
           <w:spacing w:val="47"/>
@@ -3724,11 +3750,19 @@
         <w:rPr>
           <w:rFonts w:ascii="Arial MT"/>
         </w:rPr>
-        <w:t>DevOps dashboard successfully.</w:t>
+        <w:t xml:space="preserve">DevOps dashboard </w:t>
+      </w:r>
+      <w:proofErr w:type="gramStart"/>
+      <w:r>
+        <w:rPr>
+          <w:rFonts w:ascii="Arial MT"/>
+        </w:rPr>
+        <w:t>successfully.</w:t>
       </w:r>
       <w:r>
         <w:t>.</w:t>
       </w:r>
+      <w:proofErr w:type="gramEnd"/>
     </w:p>
     <w:p>
       <w:pPr>
@@ -7358,6 +7392,7 @@
         </w:rPr>
         <w:t xml:space="preserve">created </w:t>
       </w:r>
+      <w:proofErr w:type="spellStart"/>
       <w:r>
         <w:rPr>
           <w:spacing w:val="-2"/>
@@ -7365,6 +7400,7 @@
         </w:rPr>
         <w:t>succesS</w:t>
       </w:r>
+      <w:proofErr w:type="spellEnd"/>
     </w:p>
     <w:p>
       <w:pPr>
@@ -11903,13 +11939,7 @@
         <w:rPr>
           <w:spacing w:val="-2"/>
         </w:rPr>
-        <w:t>System</w:t>
-      </w:r>
-      <w:r>
-        <w:rPr>
-          <w:spacing w:val="-2"/>
-        </w:rPr>
-        <w:t>.</w:t>
+        <w:t>System.</w:t>
       </w:r>
     </w:p>
     <w:p>
@@ -12344,6 +12374,8 @@
           <w:cols w:space="720"/>
         </w:sectPr>
       </w:pPr>
+      <w:proofErr w:type="spellStart"/>
+      <w:proofErr w:type="gramStart"/>
       <w:r>
         <w:rPr>
           <w:b/>
@@ -12353,6 +12385,8 @@
       <w:r>
         <w:t>The</w:t>
       </w:r>
+      <w:proofErr w:type="spellEnd"/>
+      <w:proofErr w:type="gramEnd"/>
       <w:r>
         <w:rPr>
           <w:spacing w:val="-10"/>
@@ -13608,13 +13642,7 @@
         <w:rPr>
           <w:spacing w:val="-2"/>
         </w:rPr>
-        <w:t>System</w:t>
-      </w:r>
-      <w:r>
-        <w:rPr>
-          <w:spacing w:val="-2"/>
-        </w:rPr>
-        <w:t>.</w:t>
+        <w:t>System.</w:t>
       </w:r>
     </w:p>
     <w:p>
@@ -21832,181 +21860,181 @@
       <w:pPr>
         <w:spacing w:before="83"/>
         <w:rPr>
-          <w:b/>
-        </w:rPr>
-      </w:pPr>
-      <w:r>
-        <w:rPr>
-          <w:b/>
+          <w:bCs/>
+        </w:rPr>
+      </w:pPr>
+      <w:r>
+        <w:rPr>
+          <w:bCs/>
         </w:rPr>
         <w:t>Successfully</w:t>
       </w:r>
       <w:r>
         <w:rPr>
-          <w:b/>
+          <w:bCs/>
           <w:spacing w:val="-2"/>
         </w:rPr>
         <w:t xml:space="preserve"> </w:t>
       </w:r>
       <w:r>
         <w:rPr>
-          <w:b/>
+          <w:bCs/>
         </w:rPr>
         <w:t>created and</w:t>
       </w:r>
       <w:r>
         <w:rPr>
-          <w:b/>
+          <w:bCs/>
           <w:spacing w:val="-5"/>
         </w:rPr>
         <w:t xml:space="preserve"> </w:t>
       </w:r>
       <w:r>
         <w:rPr>
-          <w:b/>
+          <w:bCs/>
         </w:rPr>
         <w:t>executed</w:t>
       </w:r>
       <w:r>
         <w:rPr>
-          <w:b/>
+          <w:bCs/>
           <w:spacing w:val="-5"/>
         </w:rPr>
         <w:t xml:space="preserve"> </w:t>
       </w:r>
       <w:r>
         <w:rPr>
-          <w:b/>
+          <w:bCs/>
         </w:rPr>
         <w:t>Test</w:t>
       </w:r>
       <w:r>
         <w:rPr>
-          <w:b/>
+          <w:bCs/>
           <w:spacing w:val="-3"/>
         </w:rPr>
         <w:t xml:space="preserve"> </w:t>
       </w:r>
       <w:r>
         <w:rPr>
-          <w:b/>
+          <w:bCs/>
         </w:rPr>
         <w:t>Plans and</w:t>
       </w:r>
       <w:r>
         <w:rPr>
-          <w:b/>
+          <w:bCs/>
           <w:spacing w:val="-5"/>
         </w:rPr>
         <w:t xml:space="preserve"> </w:t>
       </w:r>
       <w:r>
         <w:rPr>
-          <w:b/>
+          <w:bCs/>
         </w:rPr>
         <w:t>Test</w:t>
       </w:r>
       <w:r>
         <w:rPr>
-          <w:b/>
+          <w:bCs/>
           <w:spacing w:val="-3"/>
         </w:rPr>
         <w:t xml:space="preserve"> </w:t>
       </w:r>
       <w:r>
         <w:rPr>
-          <w:b/>
+          <w:bCs/>
         </w:rPr>
         <w:t>Cases</w:t>
       </w:r>
       <w:r>
         <w:rPr>
-          <w:b/>
+          <w:bCs/>
           <w:spacing w:val="-2"/>
         </w:rPr>
         <w:t xml:space="preserve"> </w:t>
       </w:r>
       <w:r>
         <w:rPr>
-          <w:b/>
+          <w:bCs/>
         </w:rPr>
         <w:t>for</w:t>
       </w:r>
       <w:r>
         <w:rPr>
-          <w:b/>
+          <w:bCs/>
           <w:spacing w:val="-4"/>
         </w:rPr>
         <w:t xml:space="preserve"> </w:t>
       </w:r>
       <w:r>
         <w:rPr>
-          <w:b/>
+          <w:bCs/>
         </w:rPr>
         <w:t>the</w:t>
       </w:r>
       <w:r>
         <w:rPr>
-          <w:b/>
+          <w:bCs/>
           <w:spacing w:val="-4"/>
         </w:rPr>
         <w:t xml:space="preserve"> </w:t>
       </w:r>
       <w:r>
         <w:rPr>
-          <w:b/>
+          <w:bCs/>
         </w:rPr>
         <w:t>Hospital</w:t>
       </w:r>
       <w:r>
         <w:rPr>
-          <w:b/>
+          <w:bCs/>
           <w:spacing w:val="-6"/>
         </w:rPr>
         <w:t xml:space="preserve"> </w:t>
       </w:r>
       <w:r>
         <w:rPr>
-          <w:b/>
+          <w:bCs/>
         </w:rPr>
         <w:t>Management</w:t>
       </w:r>
       <w:r>
         <w:rPr>
-          <w:b/>
+          <w:bCs/>
           <w:spacing w:val="-4"/>
         </w:rPr>
         <w:t xml:space="preserve"> </w:t>
       </w:r>
       <w:r>
         <w:rPr>
-          <w:b/>
+          <w:bCs/>
         </w:rPr>
         <w:t>System</w:t>
       </w:r>
       <w:r>
         <w:rPr>
-          <w:b/>
+          <w:bCs/>
           <w:spacing w:val="-8"/>
         </w:rPr>
         <w:t xml:space="preserve"> </w:t>
       </w:r>
       <w:r>
         <w:rPr>
-          <w:b/>
+          <w:bCs/>
         </w:rPr>
         <w:t>in</w:t>
       </w:r>
       <w:r>
         <w:rPr>
-          <w:b/>
+          <w:bCs/>
           <w:spacing w:val="-9"/>
         </w:rPr>
         <w:t xml:space="preserve"> </w:t>
       </w:r>
       <w:r>
         <w:rPr>
-          <w:b/>
+          <w:bCs/>
         </w:rPr>
         <w:t>Azure DevOps. Both happy path and error path scenarios were validated for Registration, Login, Appointment Booking, Dashboard, and Appointment History modules</w:t>
       </w:r>
@@ -23825,8 +23853,16 @@
               <w:rPr>
                 <w:spacing w:val="-2"/>
               </w:rPr>
-              <w:t>/login</w:t>
-            </w:r>
+              <w:t>/</w:t>
+            </w:r>
+            <w:proofErr w:type="gramStart"/>
+            <w:r>
+              <w:rPr>
+                <w:spacing w:val="-2"/>
+              </w:rPr>
+              <w:t>login</w:t>
+            </w:r>
+            <w:proofErr w:type="gramEnd"/>
           </w:p>
         </w:tc>
       </w:tr>
@@ -23938,7 +23974,7 @@
       <w:pPr>
         <w:spacing w:before="251"/>
         <w:rPr>
-          <w:b/>
+          <w:bCs/>
         </w:rPr>
       </w:pPr>
       <w:r>
@@ -23954,12 +23990,12 @@
         <w:spacing w:before="2"/>
         <w:ind w:left="110" w:right="7160"/>
         <w:rPr>
-          <w:b/>
-        </w:rPr>
-      </w:pPr>
-      <w:r>
-        <w:rPr>
-          <w:b/>
+          <w:bCs/>
+        </w:rPr>
+      </w:pPr>
+      <w:r>
+        <w:rPr>
+          <w:bCs/>
           <w:spacing w:val="-2"/>
         </w:rPr>
         <w:t>"email": "</w:t>
@@ -23967,7 +24003,7 @@
       <w:hyperlink r:id="rId25">
         <w:r>
           <w:rPr>
-            <w:b/>
+            <w:bCs/>
             <w:spacing w:val="-2"/>
           </w:rPr>
           <w:t>test@mail.com</w:t>
@@ -23975,14 +24011,14 @@
       </w:hyperlink>
       <w:r>
         <w:rPr>
-          <w:b/>
+          <w:bCs/>
           <w:spacing w:val="-2"/>
         </w:rPr>
         <w:t xml:space="preserve">", </w:t>
       </w:r>
       <w:r>
         <w:rPr>
-          <w:b/>
+          <w:bCs/>
         </w:rPr>
         <w:t>"password": "123456"</w:t>
       </w:r>
@@ -23991,12 +24027,12 @@
       <w:pPr>
         <w:spacing w:line="251" w:lineRule="exact"/>
         <w:rPr>
-          <w:b/>
-        </w:rPr>
-      </w:pPr>
-      <w:r>
-        <w:rPr>
-          <w:b/>
+          <w:bCs/>
+        </w:rPr>
+      </w:pPr>
+      <w:r>
+        <w:rPr>
+          <w:bCs/>
           <w:spacing w:val="-10"/>
         </w:rPr>
         <w:t>}</w:t>
@@ -24007,7 +24043,7 @@
         <w:pStyle w:val="BodyText"/>
         <w:spacing w:before="2"/>
         <w:rPr>
-          <w:b/>
+          <w:bCs/>
         </w:rPr>
       </w:pPr>
     </w:p>
@@ -24024,38 +24060,38 @@
         <w:spacing w:before="1"/>
         <w:ind w:left="224" w:hanging="224"/>
         <w:rPr>
-          <w:b/>
-        </w:rPr>
-      </w:pPr>
-      <w:r>
-        <w:rPr>
-          <w:b/>
+          <w:bCs/>
+        </w:rPr>
+      </w:pPr>
+      <w:r>
+        <w:rPr>
+          <w:bCs/>
         </w:rPr>
         <w:t>Run</w:t>
       </w:r>
       <w:r>
         <w:rPr>
-          <w:b/>
+          <w:bCs/>
           <w:spacing w:val="-13"/>
         </w:rPr>
         <w:t xml:space="preserve"> </w:t>
       </w:r>
       <w:r>
         <w:rPr>
-          <w:b/>
+          <w:bCs/>
         </w:rPr>
         <w:t>Load</w:t>
       </w:r>
       <w:r>
         <w:rPr>
-          <w:b/>
+          <w:bCs/>
           <w:spacing w:val="-5"/>
         </w:rPr>
         <w:t xml:space="preserve"> </w:t>
       </w:r>
       <w:r>
         <w:rPr>
-          <w:b/>
+          <w:bCs/>
           <w:spacing w:val="-4"/>
         </w:rPr>
         <w:t>Test</w:t>
@@ -24074,38 +24110,38 @@
         <w:spacing w:before="1" w:line="251" w:lineRule="exact"/>
         <w:ind w:left="720"/>
         <w:rPr>
-          <w:b/>
-        </w:rPr>
-      </w:pPr>
-      <w:r>
-        <w:rPr>
-          <w:b/>
+          <w:bCs/>
+        </w:rPr>
+      </w:pPr>
+      <w:r>
+        <w:rPr>
+          <w:bCs/>
         </w:rPr>
         <w:t>Save</w:t>
       </w:r>
       <w:r>
         <w:rPr>
-          <w:b/>
+          <w:bCs/>
           <w:spacing w:val="-5"/>
         </w:rPr>
         <w:t xml:space="preserve"> </w:t>
       </w:r>
       <w:r>
         <w:rPr>
-          <w:b/>
+          <w:bCs/>
         </w:rPr>
         <w:t>the</w:t>
       </w:r>
       <w:r>
         <w:rPr>
-          <w:b/>
+          <w:bCs/>
           <w:spacing w:val="-4"/>
         </w:rPr>
         <w:t xml:space="preserve"> </w:t>
       </w:r>
       <w:r>
         <w:rPr>
-          <w:b/>
+          <w:bCs/>
           <w:spacing w:val="-2"/>
         </w:rPr>
         <w:t>configuration.</w:t>
@@ -24123,19 +24159,19 @@
         </w:tabs>
         <w:ind w:right="9145" w:firstLine="360"/>
         <w:rPr>
-          <w:b/>
-        </w:rPr>
-      </w:pPr>
-      <w:r>
-        <w:rPr>
-          <w:b/>
+          <w:bCs/>
+        </w:rPr>
+      </w:pPr>
+      <w:r>
+        <w:rPr>
+          <w:bCs/>
           <w:spacing w:val="-2"/>
         </w:rPr>
         <w:t xml:space="preserve">Click: </w:t>
       </w:r>
       <w:r>
         <w:rPr>
-          <w:b/>
+          <w:bCs/>
         </w:rPr>
         <w:t>Run Test</w:t>
       </w:r>
@@ -24218,25 +24254,25 @@
         <w:spacing w:line="251" w:lineRule="exact"/>
         <w:ind w:left="720"/>
         <w:rPr>
-          <w:b/>
-        </w:rPr>
-      </w:pPr>
-      <w:r>
-        <w:rPr>
-          <w:b/>
+          <w:bCs/>
+        </w:rPr>
+      </w:pPr>
+      <w:r>
+        <w:rPr>
+          <w:bCs/>
         </w:rPr>
         <w:t>Response</w:t>
       </w:r>
       <w:r>
         <w:rPr>
-          <w:b/>
+          <w:bCs/>
           <w:spacing w:val="-13"/>
         </w:rPr>
         <w:t xml:space="preserve"> </w:t>
       </w:r>
       <w:r>
         <w:rPr>
-          <w:b/>
+          <w:bCs/>
           <w:spacing w:val="-4"/>
         </w:rPr>
         <w:t>Time</w:t>
@@ -24255,38 +24291,38 @@
         <w:spacing w:before="1"/>
         <w:ind w:left="720"/>
         <w:rPr>
-          <w:b/>
-        </w:rPr>
-      </w:pPr>
-      <w:r>
-        <w:rPr>
-          <w:b/>
+          <w:bCs/>
+        </w:rPr>
+      </w:pPr>
+      <w:r>
+        <w:rPr>
+          <w:bCs/>
         </w:rPr>
         <w:t>Requests</w:t>
       </w:r>
       <w:r>
         <w:rPr>
-          <w:b/>
+          <w:bCs/>
           <w:spacing w:val="-6"/>
         </w:rPr>
         <w:t xml:space="preserve"> </w:t>
       </w:r>
       <w:r>
         <w:rPr>
-          <w:b/>
+          <w:bCs/>
         </w:rPr>
         <w:t>per</w:t>
       </w:r>
       <w:r>
         <w:rPr>
-          <w:b/>
+          <w:bCs/>
           <w:spacing w:val="-7"/>
         </w:rPr>
         <w:t xml:space="preserve"> </w:t>
       </w:r>
       <w:r>
         <w:rPr>
-          <w:b/>
+          <w:bCs/>
           <w:spacing w:val="-2"/>
         </w:rPr>
         <w:t>Second</w:t>
@@ -24305,12 +24341,12 @@
         <w:spacing w:before="2"/>
         <w:ind w:left="720"/>
         <w:rPr>
-          <w:b/>
-        </w:rPr>
-      </w:pPr>
-      <w:r>
-        <w:rPr>
-          <w:b/>
+          <w:bCs/>
+        </w:rPr>
+      </w:pPr>
+      <w:r>
+        <w:rPr>
+          <w:bCs/>
           <w:spacing w:val="-2"/>
         </w:rPr>
         <w:t>Throughput</w:t>
@@ -24329,25 +24365,25 @@
         <w:spacing w:before="1" w:line="251" w:lineRule="exact"/>
         <w:ind w:left="720"/>
         <w:rPr>
-          <w:b/>
-        </w:rPr>
-      </w:pPr>
-      <w:r>
-        <w:rPr>
-          <w:b/>
+          <w:bCs/>
+        </w:rPr>
+      </w:pPr>
+      <w:r>
+        <w:rPr>
+          <w:bCs/>
         </w:rPr>
         <w:t>Error</w:t>
       </w:r>
       <w:r>
         <w:rPr>
-          <w:b/>
+          <w:bCs/>
           <w:spacing w:val="-3"/>
         </w:rPr>
         <w:t xml:space="preserve"> </w:t>
       </w:r>
       <w:r>
         <w:rPr>
-          <w:b/>
+          <w:bCs/>
           <w:spacing w:val="-2"/>
         </w:rPr>
         <w:t>Percentage</w:t>
@@ -24366,44 +24402,44 @@
         <w:spacing w:line="251" w:lineRule="exact"/>
         <w:ind w:left="720"/>
         <w:rPr>
-          <w:b/>
-        </w:rPr>
-      </w:pPr>
-      <w:r>
-        <w:rPr>
-          <w:b/>
+          <w:bCs/>
+        </w:rPr>
+      </w:pPr>
+      <w:r>
+        <w:rPr>
+          <w:bCs/>
         </w:rPr>
         <w:t>CPU</w:t>
       </w:r>
       <w:r>
         <w:rPr>
-          <w:b/>
+          <w:bCs/>
           <w:spacing w:val="-2"/>
         </w:rPr>
         <w:t xml:space="preserve"> </w:t>
       </w:r>
       <w:r>
         <w:rPr>
-          <w:b/>
+          <w:bCs/>
         </w:rPr>
         <w:t>and</w:t>
       </w:r>
       <w:r>
         <w:rPr>
-          <w:b/>
+          <w:bCs/>
           <w:spacing w:val="-7"/>
         </w:rPr>
         <w:t xml:space="preserve"> </w:t>
       </w:r>
       <w:r>
         <w:rPr>
-          <w:b/>
+          <w:bCs/>
         </w:rPr>
         <w:t>Memory</w:t>
       </w:r>
       <w:r>
         <w:rPr>
-          <w:b/>
+          <w:bCs/>
           <w:spacing w:val="-4"/>
         </w:rPr>
         <w:t xml:space="preserve"> Usage</w:t>
@@ -24437,168 +24473,168 @@
       <w:pPr>
         <w:spacing w:line="242" w:lineRule="auto"/>
         <w:rPr>
-          <w:b/>
-        </w:rPr>
-      </w:pPr>
-      <w:r>
-        <w:rPr>
-          <w:b/>
+          <w:bCs/>
+        </w:rPr>
+      </w:pPr>
+      <w:r>
+        <w:rPr>
+          <w:bCs/>
         </w:rPr>
         <w:t>Successfully</w:t>
       </w:r>
       <w:r>
         <w:rPr>
-          <w:b/>
+          <w:bCs/>
           <w:spacing w:val="-2"/>
         </w:rPr>
         <w:t xml:space="preserve"> </w:t>
       </w:r>
       <w:r>
         <w:rPr>
-          <w:b/>
+          <w:bCs/>
         </w:rPr>
         <w:t>performed</w:t>
       </w:r>
       <w:r>
         <w:rPr>
-          <w:b/>
+          <w:bCs/>
           <w:spacing w:val="-5"/>
         </w:rPr>
         <w:t xml:space="preserve"> </w:t>
       </w:r>
       <w:r>
         <w:rPr>
-          <w:b/>
+          <w:bCs/>
         </w:rPr>
         <w:t>Load</w:t>
       </w:r>
       <w:r>
         <w:rPr>
-          <w:b/>
+          <w:bCs/>
           <w:spacing w:val="-5"/>
         </w:rPr>
         <w:t xml:space="preserve"> </w:t>
       </w:r>
       <w:r>
         <w:rPr>
-          <w:b/>
+          <w:bCs/>
         </w:rPr>
         <w:t>Testing</w:t>
       </w:r>
       <w:r>
         <w:rPr>
-          <w:b/>
+          <w:bCs/>
           <w:spacing w:val="-2"/>
         </w:rPr>
         <w:t xml:space="preserve"> </w:t>
       </w:r>
       <w:r>
         <w:rPr>
-          <w:b/>
+          <w:bCs/>
         </w:rPr>
         <w:t>on</w:t>
       </w:r>
       <w:r>
         <w:rPr>
-          <w:b/>
+          <w:bCs/>
           <w:spacing w:val="-10"/>
         </w:rPr>
         <w:t xml:space="preserve"> </w:t>
       </w:r>
       <w:r>
         <w:rPr>
-          <w:b/>
+          <w:bCs/>
         </w:rPr>
         <w:t>the</w:t>
       </w:r>
       <w:r>
         <w:rPr>
-          <w:b/>
+          <w:bCs/>
           <w:spacing w:val="-4"/>
         </w:rPr>
         <w:t xml:space="preserve"> </w:t>
       </w:r>
       <w:r>
         <w:rPr>
-          <w:b/>
+          <w:bCs/>
         </w:rPr>
         <w:t>Hospital</w:t>
       </w:r>
       <w:r>
         <w:rPr>
-          <w:b/>
+          <w:bCs/>
           <w:spacing w:val="-6"/>
         </w:rPr>
         <w:t xml:space="preserve"> </w:t>
       </w:r>
       <w:r>
         <w:rPr>
-          <w:b/>
+          <w:bCs/>
         </w:rPr>
         <w:t>Management</w:t>
       </w:r>
       <w:r>
         <w:rPr>
-          <w:b/>
+          <w:bCs/>
           <w:spacing w:val="-4"/>
         </w:rPr>
         <w:t xml:space="preserve"> </w:t>
       </w:r>
       <w:r>
         <w:rPr>
-          <w:b/>
+          <w:bCs/>
         </w:rPr>
         <w:t>System</w:t>
       </w:r>
       <w:r>
         <w:rPr>
-          <w:b/>
+          <w:bCs/>
           <w:spacing w:val="-8"/>
         </w:rPr>
         <w:t xml:space="preserve"> </w:t>
       </w:r>
       <w:r>
         <w:rPr>
-          <w:b/>
+          <w:bCs/>
         </w:rPr>
         <w:t>using</w:t>
       </w:r>
       <w:r>
         <w:rPr>
-          <w:b/>
+          <w:bCs/>
           <w:spacing w:val="-2"/>
         </w:rPr>
         <w:t xml:space="preserve"> </w:t>
       </w:r>
       <w:r>
         <w:rPr>
-          <w:b/>
+          <w:bCs/>
         </w:rPr>
         <w:t>Azure</w:t>
       </w:r>
       <w:r>
         <w:rPr>
-          <w:b/>
+          <w:bCs/>
           <w:spacing w:val="-4"/>
         </w:rPr>
         <w:t xml:space="preserve"> </w:t>
       </w:r>
       <w:r>
         <w:rPr>
-          <w:b/>
+          <w:bCs/>
         </w:rPr>
         <w:t>Load</w:t>
       </w:r>
       <w:r>
         <w:rPr>
-          <w:b/>
+          <w:bCs/>
           <w:spacing w:val="-5"/>
         </w:rPr>
         <w:t xml:space="preserve"> </w:t>
       </w:r>
       <w:r>
         <w:rPr>
-          <w:b/>
+          <w:bCs/>
         </w:rPr>
         <w:t>Testing. Multiple virtual users accessed the Login API simultaneously, and system performance metrics such as response time, throughput, and server stability were analyzed successfully.</w:t>
       </w:r>
@@ -24730,38 +24766,38 @@
         <w:spacing w:before="1" w:line="251" w:lineRule="exact"/>
         <w:ind w:left="219" w:hanging="219"/>
         <w:rPr>
-          <w:b/>
-        </w:rPr>
-      </w:pPr>
-      <w:r>
-        <w:rPr>
-          <w:b/>
+          <w:bCs/>
+        </w:rPr>
+      </w:pPr>
+      <w:r>
+        <w:rPr>
+          <w:bCs/>
         </w:rPr>
         <w:t>Open</w:t>
       </w:r>
       <w:r>
         <w:rPr>
-          <w:b/>
+          <w:bCs/>
           <w:spacing w:val="-11"/>
         </w:rPr>
         <w:t xml:space="preserve"> </w:t>
       </w:r>
       <w:r>
         <w:rPr>
-          <w:b/>
+          <w:bCs/>
         </w:rPr>
         <w:t>GitHub</w:t>
       </w:r>
       <w:r>
         <w:rPr>
-          <w:b/>
+          <w:bCs/>
           <w:spacing w:val="-6"/>
         </w:rPr>
         <w:t xml:space="preserve"> </w:t>
       </w:r>
       <w:r>
         <w:rPr>
-          <w:b/>
+          <w:bCs/>
           <w:spacing w:val="-2"/>
         </w:rPr>
         <w:t>Repository</w:t>
@@ -24771,109 +24807,109 @@
       <w:pPr>
         <w:ind w:right="4287"/>
         <w:rPr>
-          <w:b/>
-        </w:rPr>
-      </w:pPr>
-      <w:r>
-        <w:rPr>
-          <w:b/>
+          <w:bCs/>
+        </w:rPr>
+      </w:pPr>
+      <w:r>
+        <w:rPr>
+          <w:bCs/>
         </w:rPr>
         <w:t>Open</w:t>
       </w:r>
       <w:r>
         <w:rPr>
-          <w:b/>
+          <w:bCs/>
           <w:spacing w:val="-10"/>
         </w:rPr>
         <w:t xml:space="preserve"> </w:t>
       </w:r>
       <w:r>
         <w:rPr>
-          <w:b/>
+          <w:bCs/>
         </w:rPr>
         <w:t>the</w:t>
       </w:r>
       <w:r>
         <w:rPr>
-          <w:b/>
+          <w:bCs/>
           <w:spacing w:val="-5"/>
         </w:rPr>
         <w:t xml:space="preserve"> </w:t>
       </w:r>
       <w:r>
         <w:rPr>
-          <w:b/>
+          <w:bCs/>
         </w:rPr>
         <w:t>Hospital</w:t>
       </w:r>
       <w:r>
         <w:rPr>
-          <w:b/>
+          <w:bCs/>
           <w:spacing w:val="-7"/>
         </w:rPr>
         <w:t xml:space="preserve"> </w:t>
       </w:r>
       <w:r>
         <w:rPr>
-          <w:b/>
+          <w:bCs/>
         </w:rPr>
         <w:t>Management</w:t>
       </w:r>
       <w:r>
         <w:rPr>
-          <w:b/>
+          <w:bCs/>
           <w:spacing w:val="-5"/>
         </w:rPr>
         <w:t xml:space="preserve"> </w:t>
       </w:r>
       <w:r>
         <w:rPr>
-          <w:b/>
+          <w:bCs/>
         </w:rPr>
         <w:t>System</w:t>
       </w:r>
       <w:r>
         <w:rPr>
-          <w:b/>
+          <w:bCs/>
           <w:spacing w:val="-13"/>
         </w:rPr>
         <w:t xml:space="preserve"> </w:t>
       </w:r>
       <w:r>
         <w:rPr>
-          <w:b/>
+          <w:bCs/>
         </w:rPr>
         <w:t>repository</w:t>
       </w:r>
       <w:r>
         <w:rPr>
-          <w:b/>
+          <w:bCs/>
           <w:spacing w:val="-3"/>
         </w:rPr>
         <w:t xml:space="preserve"> </w:t>
       </w:r>
       <w:r>
         <w:rPr>
-          <w:b/>
+          <w:bCs/>
         </w:rPr>
         <w:t>in</w:t>
       </w:r>
       <w:r>
         <w:rPr>
-          <w:b/>
+          <w:bCs/>
           <w:spacing w:val="-10"/>
         </w:rPr>
         <w:t xml:space="preserve"> </w:t>
       </w:r>
       <w:r>
         <w:rPr>
-          <w:b/>
+          <w:bCs/>
         </w:rPr>
         <w:t xml:space="preserve">GitHub. </w:t>
       </w:r>
       <w:r>
         <w:rPr>
-          <w:b/>
+          <w:bCs/>
           <w:spacing w:val="-2"/>
         </w:rPr>
         <w:t>Repository:</w:t>
@@ -24883,13 +24919,13 @@
       <w:pPr>
         <w:spacing w:before="1"/>
         <w:rPr>
-          <w:b/>
+          <w:bCs/>
         </w:rPr>
       </w:pPr>
       <w:hyperlink r:id="rId26">
         <w:r>
           <w:rPr>
-            <w:b/>
+            <w:bCs/>
             <w:color w:val="0000FF"/>
             <w:spacing w:val="-2"/>
             <w:u w:val="single" w:color="0000FF"/>
@@ -24898,7 +24934,7 @@
         </w:r>
         <w:r>
           <w:rPr>
-            <w:b/>
+            <w:bCs/>
             <w:color w:val="0000FF"/>
             <w:spacing w:val="28"/>
             <w:u w:val="single" w:color="0000FF"/>
@@ -24907,7 +24943,7 @@
         </w:r>
         <w:r>
           <w:rPr>
-            <w:b/>
+            <w:bCs/>
             <w:color w:val="0000FF"/>
             <w:spacing w:val="-4"/>
             <w:u w:val="single" w:color="0000FF"/>
@@ -24929,38 +24965,38 @@
         <w:spacing w:before="252"/>
         <w:ind w:left="219" w:hanging="219"/>
         <w:rPr>
-          <w:b/>
-        </w:rPr>
-      </w:pPr>
-      <w:r>
-        <w:rPr>
-          <w:b/>
+          <w:bCs/>
+        </w:rPr>
+      </w:pPr>
+      <w:r>
+        <w:rPr>
+          <w:bCs/>
         </w:rPr>
         <w:t>Open</w:t>
       </w:r>
       <w:r>
         <w:rPr>
-          <w:b/>
+          <w:bCs/>
           <w:spacing w:val="-11"/>
         </w:rPr>
         <w:t xml:space="preserve"> </w:t>
       </w:r>
       <w:r>
         <w:rPr>
-          <w:b/>
+          <w:bCs/>
         </w:rPr>
         <w:t>GitHub</w:t>
       </w:r>
       <w:r>
         <w:rPr>
-          <w:b/>
+          <w:bCs/>
           <w:spacing w:val="-6"/>
         </w:rPr>
         <w:t xml:space="preserve"> </w:t>
       </w:r>
       <w:r>
         <w:rPr>
-          <w:b/>
+          <w:bCs/>
           <w:spacing w:val="-2"/>
         </w:rPr>
         <w:t>Actions</w:t>
@@ -24979,25 +25015,25 @@
         <w:spacing w:before="1"/>
         <w:ind w:right="8578"/>
         <w:rPr>
-          <w:b/>
-        </w:rPr>
-      </w:pPr>
-      <w:r>
-        <w:rPr>
-          <w:b/>
+          <w:bCs/>
+        </w:rPr>
+      </w:pPr>
+      <w:r>
+        <w:rPr>
+          <w:bCs/>
         </w:rPr>
         <w:t>Navigate</w:t>
       </w:r>
       <w:r>
         <w:rPr>
-          <w:b/>
+          <w:bCs/>
           <w:spacing w:val="-9"/>
         </w:rPr>
         <w:t xml:space="preserve"> </w:t>
       </w:r>
       <w:r>
         <w:rPr>
-          <w:b/>
+          <w:bCs/>
           <w:spacing w:val="-5"/>
         </w:rPr>
         <w:t>to:</w:t>
@@ -25008,25 +25044,25 @@
         <w:spacing w:before="1"/>
         <w:ind w:right="8578"/>
         <w:rPr>
-          <w:b/>
-        </w:rPr>
-      </w:pPr>
-      <w:r>
-        <w:rPr>
-          <w:b/>
+          <w:bCs/>
+        </w:rPr>
+      </w:pPr>
+      <w:r>
+        <w:rPr>
+          <w:bCs/>
         </w:rPr>
         <w:t>Actions</w:t>
       </w:r>
       <w:r>
         <w:rPr>
-          <w:b/>
+          <w:bCs/>
           <w:spacing w:val="-7"/>
         </w:rPr>
         <w:t xml:space="preserve"> </w:t>
       </w:r>
       <w:r>
         <w:rPr>
-          <w:b/>
+          <w:bCs/>
           <w:spacing w:val="-5"/>
         </w:rPr>
         <w:t>Tab</w:t>
@@ -25044,51 +25080,51 @@
         </w:tabs>
         <w:spacing w:line="252" w:lineRule="exact"/>
         <w:rPr>
-          <w:b/>
-        </w:rPr>
-      </w:pPr>
-      <w:r>
-        <w:rPr>
-          <w:b/>
+          <w:bCs/>
+        </w:rPr>
+      </w:pPr>
+      <w:r>
+        <w:rPr>
+          <w:bCs/>
         </w:rPr>
         <w:t>Create</w:t>
       </w:r>
       <w:r>
         <w:rPr>
-          <w:b/>
+          <w:bCs/>
           <w:spacing w:val="-2"/>
         </w:rPr>
         <w:t xml:space="preserve"> </w:t>
       </w:r>
       <w:r>
         <w:rPr>
-          <w:b/>
+          <w:bCs/>
         </w:rPr>
         <w:t>a</w:t>
       </w:r>
       <w:r>
         <w:rPr>
-          <w:b/>
+          <w:bCs/>
           <w:spacing w:val="-4"/>
         </w:rPr>
         <w:t xml:space="preserve"> </w:t>
       </w:r>
       <w:r>
         <w:rPr>
-          <w:b/>
+          <w:bCs/>
         </w:rPr>
         <w:t>new</w:t>
       </w:r>
       <w:r>
         <w:rPr>
-          <w:b/>
+          <w:bCs/>
           <w:spacing w:val="-5"/>
         </w:rPr>
         <w:t xml:space="preserve"> </w:t>
       </w:r>
       <w:r>
         <w:rPr>
-          <w:b/>
+          <w:bCs/>
           <w:spacing w:val="-2"/>
         </w:rPr>
         <w:t>workflow.</w:t>
@@ -25121,7 +25157,7 @@
         <w:spacing w:before="80"/>
         <w:ind w:left="0" w:right="8171" w:firstLine="0"/>
         <w:rPr>
-          <w:b/>
+          <w:bCs/>
         </w:rPr>
       </w:pPr>
       <w:r>
@@ -25159,7 +25195,7 @@
       </w:r>
       <w:r>
         <w:rPr>
-          <w:b/>
+          <w:bCs/>
           <w:spacing w:val="-2"/>
         </w:rPr>
         <w:t>Create:</w:t>
@@ -25169,16 +25205,41 @@
       <w:pPr>
         <w:spacing w:line="252" w:lineRule="exact"/>
         <w:rPr>
-          <w:b/>
-        </w:rPr>
-      </w:pPr>
-      <w:r>
-        <w:rPr>
-          <w:b/>
+          <w:bCs/>
+        </w:rPr>
+      </w:pPr>
+      <w:r>
+        <w:rPr>
+          <w:bCs/>
           <w:spacing w:val="-2"/>
         </w:rPr>
-        <w:t>.github/workflows/nodejs.yml</w:t>
-      </w:r>
+        <w:t>.</w:t>
+      </w:r>
+      <w:proofErr w:type="spellStart"/>
+      <w:r>
+        <w:rPr>
+          <w:bCs/>
+          <w:spacing w:val="-2"/>
+        </w:rPr>
+        <w:t>github</w:t>
+      </w:r>
+      <w:proofErr w:type="spellEnd"/>
+      <w:r>
+        <w:rPr>
+          <w:bCs/>
+          <w:spacing w:val="-2"/>
+        </w:rPr>
+        <w:t>/workflows/</w:t>
+      </w:r>
+      <w:proofErr w:type="spellStart"/>
+      <w:r>
+        <w:rPr>
+          <w:bCs/>
+          <w:spacing w:val="-2"/>
+        </w:rPr>
+        <w:t>nodejs.yml</w:t>
+      </w:r>
+      <w:proofErr w:type="spellEnd"/>
     </w:p>
     <w:p>
       <w:pPr>
@@ -25250,25 +25311,25 @@
         </w:tabs>
         <w:spacing w:before="1"/>
         <w:rPr>
-          <w:b/>
-        </w:rPr>
-      </w:pPr>
-      <w:r>
-        <w:rPr>
-          <w:b/>
+          <w:bCs/>
+        </w:rPr>
+      </w:pPr>
+      <w:r>
+        <w:rPr>
+          <w:bCs/>
         </w:rPr>
         <w:t>Install</w:t>
       </w:r>
       <w:r>
         <w:rPr>
-          <w:b/>
+          <w:bCs/>
           <w:spacing w:val="-6"/>
         </w:rPr>
         <w:t xml:space="preserve"> </w:t>
       </w:r>
       <w:r>
         <w:rPr>
-          <w:b/>
+          <w:bCs/>
           <w:spacing w:val="-2"/>
         </w:rPr>
         <w:t>dependencies</w:t>
@@ -25286,38 +25347,38 @@
         </w:tabs>
         <w:spacing w:before="2"/>
         <w:rPr>
-          <w:b/>
-        </w:rPr>
-      </w:pPr>
-      <w:r>
-        <w:rPr>
-          <w:b/>
+          <w:bCs/>
+        </w:rPr>
+      </w:pPr>
+      <w:r>
+        <w:rPr>
+          <w:bCs/>
         </w:rPr>
         <w:t>Build</w:t>
       </w:r>
       <w:r>
         <w:rPr>
-          <w:b/>
+          <w:bCs/>
           <w:spacing w:val="-8"/>
         </w:rPr>
         <w:t xml:space="preserve"> </w:t>
       </w:r>
       <w:r>
         <w:rPr>
-          <w:b/>
+          <w:bCs/>
         </w:rPr>
         <w:t>Node.js</w:t>
       </w:r>
       <w:r>
         <w:rPr>
-          <w:b/>
+          <w:bCs/>
           <w:spacing w:val="-4"/>
         </w:rPr>
         <w:t xml:space="preserve"> </w:t>
       </w:r>
       <w:r>
         <w:rPr>
-          <w:b/>
+          <w:bCs/>
           <w:spacing w:val="-2"/>
         </w:rPr>
         <w:t>application</w:t>
@@ -25335,38 +25396,38 @@
         </w:tabs>
         <w:spacing w:before="1" w:line="251" w:lineRule="exact"/>
         <w:rPr>
-          <w:b/>
-        </w:rPr>
-      </w:pPr>
-      <w:r>
-        <w:rPr>
-          <w:b/>
+          <w:bCs/>
+        </w:rPr>
+      </w:pPr>
+      <w:r>
+        <w:rPr>
+          <w:bCs/>
         </w:rPr>
         <w:t>Run</w:t>
       </w:r>
       <w:r>
         <w:rPr>
-          <w:b/>
+          <w:bCs/>
           <w:spacing w:val="-10"/>
         </w:rPr>
         <w:t xml:space="preserve"> </w:t>
       </w:r>
       <w:r>
         <w:rPr>
-          <w:b/>
+          <w:bCs/>
         </w:rPr>
         <w:t>test</w:t>
       </w:r>
       <w:r>
         <w:rPr>
-          <w:b/>
+          <w:bCs/>
           <w:spacing w:val="-1"/>
         </w:rPr>
         <w:t xml:space="preserve"> </w:t>
       </w:r>
       <w:r>
         <w:rPr>
-          <w:b/>
+          <w:bCs/>
           <w:spacing w:val="-2"/>
         </w:rPr>
         <w:t>cases</w:t>
@@ -25384,38 +25445,38 @@
         </w:tabs>
         <w:spacing w:line="251" w:lineRule="exact"/>
         <w:rPr>
-          <w:b/>
-        </w:rPr>
-      </w:pPr>
-      <w:r>
-        <w:rPr>
-          <w:b/>
+          <w:bCs/>
+        </w:rPr>
+      </w:pPr>
+      <w:r>
+        <w:rPr>
+          <w:bCs/>
         </w:rPr>
         <w:t>Validate</w:t>
       </w:r>
       <w:r>
         <w:rPr>
-          <w:b/>
+          <w:bCs/>
           <w:spacing w:val="-10"/>
         </w:rPr>
         <w:t xml:space="preserve"> </w:t>
       </w:r>
       <w:r>
         <w:rPr>
-          <w:b/>
+          <w:bCs/>
         </w:rPr>
         <w:t>project</w:t>
       </w:r>
       <w:r>
         <w:rPr>
-          <w:b/>
+          <w:bCs/>
           <w:spacing w:val="-2"/>
         </w:rPr>
         <w:t xml:space="preserve"> </w:t>
       </w:r>
       <w:r>
         <w:rPr>
-          <w:b/>
+          <w:bCs/>
           <w:spacing w:val="-4"/>
         </w:rPr>
         <w:t>files</w:t>
@@ -25433,38 +25494,38 @@
         </w:tabs>
         <w:spacing w:before="2"/>
         <w:rPr>
-          <w:b/>
-        </w:rPr>
-      </w:pPr>
-      <w:r>
-        <w:rPr>
-          <w:b/>
+          <w:bCs/>
+        </w:rPr>
+      </w:pPr>
+      <w:r>
+        <w:rPr>
+          <w:bCs/>
         </w:rPr>
         <w:t>Trigger</w:t>
       </w:r>
       <w:r>
         <w:rPr>
-          <w:b/>
+          <w:bCs/>
           <w:spacing w:val="-8"/>
         </w:rPr>
         <w:t xml:space="preserve"> </w:t>
       </w:r>
       <w:r>
         <w:rPr>
-          <w:b/>
+          <w:bCs/>
         </w:rPr>
         <w:t>deployment</w:t>
       </w:r>
       <w:r>
         <w:rPr>
-          <w:b/>
+          <w:bCs/>
           <w:spacing w:val="-7"/>
         </w:rPr>
         <w:t xml:space="preserve"> </w:t>
       </w:r>
       <w:r>
         <w:rPr>
-          <w:b/>
+          <w:bCs/>
           <w:spacing w:val="-2"/>
         </w:rPr>
         <w:t>workflow</w:t>
@@ -25532,90 +25593,90 @@
       <w:pPr>
         <w:spacing w:before="1"/>
         <w:rPr>
-          <w:b/>
-        </w:rPr>
-      </w:pPr>
-      <w:r>
-        <w:rPr>
-          <w:b/>
+          <w:bCs/>
+        </w:rPr>
+      </w:pPr>
+      <w:r>
+        <w:rPr>
+          <w:bCs/>
         </w:rPr>
         <w:t>Commit</w:t>
       </w:r>
       <w:r>
         <w:rPr>
-          <w:b/>
+          <w:bCs/>
           <w:spacing w:val="-1"/>
         </w:rPr>
         <w:t xml:space="preserve"> </w:t>
       </w:r>
       <w:r>
         <w:rPr>
-          <w:b/>
+          <w:bCs/>
         </w:rPr>
         <w:t>and</w:t>
       </w:r>
       <w:r>
         <w:rPr>
-          <w:b/>
+          <w:bCs/>
           <w:spacing w:val="-6"/>
         </w:rPr>
         <w:t xml:space="preserve"> </w:t>
       </w:r>
       <w:r>
         <w:rPr>
-          <w:b/>
+          <w:bCs/>
         </w:rPr>
         <w:t>push</w:t>
       </w:r>
       <w:r>
         <w:rPr>
-          <w:b/>
+          <w:bCs/>
           <w:spacing w:val="-11"/>
         </w:rPr>
         <w:t xml:space="preserve"> </w:t>
       </w:r>
       <w:r>
         <w:rPr>
-          <w:b/>
+          <w:bCs/>
         </w:rPr>
         <w:t>workflow</w:t>
       </w:r>
       <w:r>
         <w:rPr>
-          <w:b/>
+          <w:bCs/>
           <w:spacing w:val="-4"/>
         </w:rPr>
         <w:t xml:space="preserve"> </w:t>
       </w:r>
       <w:r>
         <w:rPr>
-          <w:b/>
+          <w:bCs/>
         </w:rPr>
         <w:t>configuration</w:t>
       </w:r>
       <w:r>
         <w:rPr>
-          <w:b/>
+          <w:bCs/>
           <w:spacing w:val="-10"/>
         </w:rPr>
         <w:t xml:space="preserve"> </w:t>
       </w:r>
       <w:r>
         <w:rPr>
-          <w:b/>
+          <w:bCs/>
         </w:rPr>
         <w:t>to</w:t>
       </w:r>
       <w:r>
         <w:rPr>
-          <w:b/>
+          <w:bCs/>
           <w:spacing w:val="-3"/>
         </w:rPr>
         <w:t xml:space="preserve"> </w:t>
       </w:r>
       <w:r>
         <w:rPr>
-          <w:b/>
+          <w:bCs/>
           <w:spacing w:val="-2"/>
         </w:rPr>
         <w:t>GitHub.</w:t>
@@ -25670,57 +25731,57 @@
         </w:tabs>
         <w:spacing w:before="1"/>
         <w:rPr>
-          <w:b/>
-        </w:rPr>
-      </w:pPr>
-      <w:r>
-        <w:rPr>
-          <w:b/>
+          <w:bCs/>
+        </w:rPr>
+      </w:pPr>
+      <w:r>
+        <w:rPr>
+          <w:bCs/>
         </w:rPr>
         <w:t>Push</w:t>
       </w:r>
       <w:r>
         <w:rPr>
-          <w:b/>
+          <w:bCs/>
           <w:spacing w:val="-6"/>
         </w:rPr>
         <w:t xml:space="preserve"> </w:t>
       </w:r>
       <w:r>
         <w:rPr>
-          <w:b/>
+          <w:bCs/>
         </w:rPr>
         <w:t>code</w:t>
       </w:r>
       <w:r>
         <w:rPr>
-          <w:b/>
+          <w:bCs/>
           <w:spacing w:val="-4"/>
         </w:rPr>
         <w:t xml:space="preserve"> </w:t>
       </w:r>
       <w:r>
         <w:rPr>
-          <w:b/>
+          <w:bCs/>
         </w:rPr>
         <w:t>changes</w:t>
       </w:r>
       <w:r>
         <w:rPr>
-          <w:b/>
+          <w:bCs/>
           <w:spacing w:val="-2"/>
         </w:rPr>
         <w:t xml:space="preserve"> </w:t>
       </w:r>
       <w:r>
         <w:rPr>
-          <w:b/>
+          <w:bCs/>
         </w:rPr>
         <w:t>to</w:t>
       </w:r>
       <w:r>
         <w:rPr>
-          <w:b/>
+          <w:bCs/>
           <w:spacing w:val="-2"/>
         </w:rPr>
         <w:t xml:space="preserve"> repository.</w:t>
@@ -25738,77 +25799,77 @@
         </w:tabs>
         <w:spacing w:before="2"/>
         <w:rPr>
-          <w:b/>
-        </w:rPr>
-      </w:pPr>
-      <w:r>
-        <w:rPr>
-          <w:b/>
+          <w:bCs/>
+        </w:rPr>
+      </w:pPr>
+      <w:r>
+        <w:rPr>
+          <w:bCs/>
         </w:rPr>
         <w:t>GitHub</w:t>
       </w:r>
       <w:r>
         <w:rPr>
-          <w:b/>
+          <w:bCs/>
           <w:spacing w:val="-10"/>
         </w:rPr>
         <w:t xml:space="preserve"> </w:t>
       </w:r>
       <w:r>
         <w:rPr>
-          <w:b/>
+          <w:bCs/>
         </w:rPr>
         <w:t>Actions</w:t>
       </w:r>
       <w:r>
         <w:rPr>
-          <w:b/>
+          <w:bCs/>
           <w:spacing w:val="-1"/>
         </w:rPr>
         <w:t xml:space="preserve"> </w:t>
       </w:r>
       <w:r>
         <w:rPr>
-          <w:b/>
+          <w:bCs/>
         </w:rPr>
         <w:t>automatically</w:t>
       </w:r>
       <w:r>
         <w:rPr>
-          <w:b/>
+          <w:bCs/>
           <w:spacing w:val="-6"/>
         </w:rPr>
         <w:t xml:space="preserve"> </w:t>
       </w:r>
       <w:r>
         <w:rPr>
-          <w:b/>
+          <w:bCs/>
         </w:rPr>
         <w:t>starts</w:t>
       </w:r>
       <w:r>
         <w:rPr>
-          <w:b/>
+          <w:bCs/>
           <w:spacing w:val="-7"/>
         </w:rPr>
         <w:t xml:space="preserve"> </w:t>
       </w:r>
       <w:r>
         <w:rPr>
-          <w:b/>
+          <w:bCs/>
         </w:rPr>
         <w:t>CI/CD</w:t>
       </w:r>
       <w:r>
         <w:rPr>
-          <w:b/>
+          <w:bCs/>
           <w:spacing w:val="-7"/>
         </w:rPr>
         <w:t xml:space="preserve"> </w:t>
       </w:r>
       <w:r>
         <w:rPr>
-          <w:b/>
+          <w:bCs/>
           <w:spacing w:val="-2"/>
         </w:rPr>
         <w:t>workflow.</w:t>
@@ -25899,25 +25960,25 @@
         </w:tabs>
         <w:spacing w:before="2"/>
         <w:rPr>
-          <w:b/>
-        </w:rPr>
-      </w:pPr>
-      <w:r>
-        <w:rPr>
-          <w:b/>
+          <w:bCs/>
+        </w:rPr>
+      </w:pPr>
+      <w:r>
+        <w:rPr>
+          <w:bCs/>
         </w:rPr>
         <w:t>Build</w:t>
       </w:r>
       <w:r>
         <w:rPr>
-          <w:b/>
+          <w:bCs/>
           <w:spacing w:val="-9"/>
         </w:rPr>
         <w:t xml:space="preserve"> </w:t>
       </w:r>
       <w:r>
         <w:rPr>
-          <w:b/>
+          <w:bCs/>
           <w:spacing w:val="-2"/>
         </w:rPr>
         <w:t>Status</w:t>
@@ -25935,18 +25996,18 @@
         </w:tabs>
         <w:spacing w:before="1" w:line="251" w:lineRule="exact"/>
         <w:rPr>
-          <w:b/>
-        </w:rPr>
-      </w:pPr>
-      <w:r>
-        <w:rPr>
-          <w:b/>
+          <w:bCs/>
+        </w:rPr>
+      </w:pPr>
+      <w:r>
+        <w:rPr>
+          <w:bCs/>
         </w:rPr>
         <w:t xml:space="preserve">Test </w:t>
       </w:r>
       <w:r>
         <w:rPr>
-          <w:b/>
+          <w:bCs/>
           <w:spacing w:val="-2"/>
         </w:rPr>
         <w:t>Execution</w:t>
@@ -25964,25 +26025,25 @@
         </w:tabs>
         <w:spacing w:line="251" w:lineRule="exact"/>
         <w:rPr>
-          <w:b/>
-        </w:rPr>
-      </w:pPr>
-      <w:r>
-        <w:rPr>
-          <w:b/>
+          <w:bCs/>
+        </w:rPr>
+      </w:pPr>
+      <w:r>
+        <w:rPr>
+          <w:bCs/>
         </w:rPr>
         <w:t>Deployment</w:t>
       </w:r>
       <w:r>
         <w:rPr>
-          <w:b/>
+          <w:bCs/>
           <w:spacing w:val="-13"/>
         </w:rPr>
         <w:t xml:space="preserve"> </w:t>
       </w:r>
       <w:r>
         <w:rPr>
-          <w:b/>
+          <w:bCs/>
           <w:spacing w:val="-4"/>
         </w:rPr>
         <w:t>Logs</w:t>
@@ -26000,38 +26061,38 @@
         </w:tabs>
         <w:spacing w:before="2"/>
         <w:rPr>
-          <w:b/>
-        </w:rPr>
-      </w:pPr>
-      <w:r>
-        <w:rPr>
-          <w:b/>
+          <w:bCs/>
+        </w:rPr>
+      </w:pPr>
+      <w:r>
+        <w:rPr>
+          <w:bCs/>
         </w:rPr>
         <w:t>Workflow</w:t>
       </w:r>
       <w:r>
         <w:rPr>
-          <w:b/>
+          <w:bCs/>
           <w:spacing w:val="-7"/>
         </w:rPr>
         <w:t xml:space="preserve"> </w:t>
       </w:r>
       <w:r>
         <w:rPr>
-          <w:b/>
+          <w:bCs/>
         </w:rPr>
         <w:t>Success</w:t>
       </w:r>
       <w:r>
         <w:rPr>
-          <w:b/>
+          <w:bCs/>
           <w:spacing w:val="-5"/>
         </w:rPr>
         <w:t xml:space="preserve"> </w:t>
       </w:r>
       <w:r>
         <w:rPr>
-          <w:b/>
+          <w:bCs/>
           <w:spacing w:val="-2"/>
         </w:rPr>
         <w:t>Status</w:t>
@@ -26098,51 +26159,51 @@
       <w:pPr>
         <w:spacing w:before="1"/>
         <w:rPr>
-          <w:b/>
-        </w:rPr>
-      </w:pPr>
-      <w:r>
-        <w:rPr>
-          <w:b/>
+          <w:bCs/>
+        </w:rPr>
+      </w:pPr>
+      <w:r>
+        <w:rPr>
+          <w:bCs/>
         </w:rPr>
         <w:t>name:</w:t>
       </w:r>
       <w:r>
         <w:rPr>
-          <w:b/>
+          <w:bCs/>
           <w:spacing w:val="-7"/>
         </w:rPr>
         <w:t xml:space="preserve"> </w:t>
       </w:r>
       <w:r>
         <w:rPr>
-          <w:b/>
+          <w:bCs/>
         </w:rPr>
         <w:t>Hospital</w:t>
       </w:r>
       <w:r>
         <w:rPr>
-          <w:b/>
+          <w:bCs/>
           <w:spacing w:val="-9"/>
         </w:rPr>
         <w:t xml:space="preserve"> </w:t>
       </w:r>
       <w:r>
         <w:rPr>
-          <w:b/>
+          <w:bCs/>
         </w:rPr>
         <w:t>Management</w:t>
       </w:r>
       <w:r>
         <w:rPr>
-          <w:b/>
+          <w:bCs/>
           <w:spacing w:val="-6"/>
         </w:rPr>
         <w:t xml:space="preserve"> </w:t>
       </w:r>
       <w:r>
         <w:rPr>
-          <w:b/>
+          <w:bCs/>
           <w:spacing w:val="-4"/>
         </w:rPr>
         <w:t>CI/CD</w:t>
@@ -26152,12 +26213,12 @@
       <w:pPr>
         <w:spacing w:before="251"/>
         <w:rPr>
-          <w:b/>
-        </w:rPr>
-      </w:pPr>
-      <w:r>
-        <w:rPr>
-          <w:b/>
+          <w:bCs/>
+        </w:rPr>
+      </w:pPr>
+      <w:r>
+        <w:rPr>
+          <w:bCs/>
           <w:spacing w:val="-5"/>
         </w:rPr>
         <w:t>on:</w:t>
@@ -26168,12 +26229,12 @@
         <w:spacing w:before="1"/>
         <w:ind w:left="115"/>
         <w:rPr>
-          <w:b/>
-        </w:rPr>
-      </w:pPr>
-      <w:r>
-        <w:rPr>
-          <w:b/>
+          <w:bCs/>
+        </w:rPr>
+      </w:pPr>
+      <w:r>
+        <w:rPr>
+          <w:bCs/>
           <w:spacing w:val="-2"/>
         </w:rPr>
         <w:t>push:</w:t>
@@ -26184,12 +26245,12 @@
         <w:spacing w:before="2"/>
         <w:ind w:left="226"/>
         <w:rPr>
-          <w:b/>
-        </w:rPr>
-      </w:pPr>
-      <w:r>
-        <w:rPr>
-          <w:b/>
+          <w:bCs/>
+        </w:rPr>
+      </w:pPr>
+      <w:r>
+        <w:rPr>
+          <w:bCs/>
           <w:spacing w:val="-2"/>
         </w:rPr>
         <w:t>branches:</w:t>
@@ -26200,25 +26261,25 @@
         <w:spacing w:before="2"/>
         <w:ind w:left="336"/>
         <w:rPr>
-          <w:b/>
-        </w:rPr>
-      </w:pPr>
-      <w:r>
-        <w:rPr>
-          <w:b/>
+          <w:bCs/>
+        </w:rPr>
+      </w:pPr>
+      <w:r>
+        <w:rPr>
+          <w:bCs/>
         </w:rPr>
         <w:t>-</w:t>
       </w:r>
       <w:r>
         <w:rPr>
-          <w:b/>
+          <w:bCs/>
           <w:spacing w:val="1"/>
         </w:rPr>
         <w:t xml:space="preserve"> </w:t>
       </w:r>
       <w:r>
         <w:rPr>
-          <w:b/>
+          <w:bCs/>
           <w:spacing w:val="-4"/>
         </w:rPr>
         <w:t>main</w:t>
@@ -26228,12 +26289,12 @@
       <w:pPr>
         <w:spacing w:before="251"/>
         <w:rPr>
-          <w:b/>
-        </w:rPr>
-      </w:pPr>
-      <w:r>
-        <w:rPr>
-          <w:b/>
+          <w:bCs/>
+        </w:rPr>
+      </w:pPr>
+      <w:r>
+        <w:rPr>
+          <w:bCs/>
           <w:spacing w:val="-2"/>
         </w:rPr>
         <w:t>jobs:</w:t>
@@ -26244,12 +26305,12 @@
         <w:spacing w:before="1"/>
         <w:ind w:left="115"/>
         <w:rPr>
-          <w:b/>
-        </w:rPr>
-      </w:pPr>
-      <w:r>
-        <w:rPr>
-          <w:b/>
+          <w:bCs/>
+        </w:rPr>
+      </w:pPr>
+      <w:r>
+        <w:rPr>
+          <w:bCs/>
           <w:spacing w:val="-2"/>
         </w:rPr>
         <w:t>build:</w:t>
@@ -26260,26 +26321,26 @@
         <w:spacing w:before="251" w:line="477" w:lineRule="auto"/>
         <w:ind w:left="226" w:right="7715"/>
         <w:rPr>
-          <w:b/>
-        </w:rPr>
-      </w:pPr>
-      <w:r>
-        <w:rPr>
-          <w:b/>
+          <w:bCs/>
+        </w:rPr>
+      </w:pPr>
+      <w:r>
+        <w:rPr>
+          <w:bCs/>
           <w:spacing w:val="-2"/>
         </w:rPr>
         <w:t>runs-on:</w:t>
       </w:r>
       <w:r>
         <w:rPr>
-          <w:b/>
+          <w:bCs/>
           <w:spacing w:val="-4"/>
         </w:rPr>
         <w:t xml:space="preserve"> </w:t>
       </w:r>
       <w:r>
         <w:rPr>
-          <w:b/>
+          <w:bCs/>
           <w:spacing w:val="-2"/>
         </w:rPr>
         <w:t>ubuntu-latest steps:</w:t>
@@ -26299,18 +26360,18 @@
         <w:spacing w:before="7"/>
         <w:ind w:right="7491" w:hanging="111"/>
         <w:rPr>
-          <w:b/>
-        </w:rPr>
-      </w:pPr>
-      <w:r>
-        <w:rPr>
-          <w:b/>
+          <w:bCs/>
+        </w:rPr>
+      </w:pPr>
+      <w:r>
+        <w:rPr>
+          <w:bCs/>
         </w:rPr>
         <w:t xml:space="preserve">name: Checkout Code </w:t>
       </w:r>
       <w:r>
         <w:rPr>
-          <w:b/>
+          <w:bCs/>
           <w:spacing w:val="-2"/>
         </w:rPr>
         <w:t>uses: actions/checkout@v3</w:t>
@@ -26329,38 +26390,38 @@
         <w:spacing w:before="252"/>
         <w:ind w:left="460" w:hanging="124"/>
         <w:rPr>
-          <w:b/>
-        </w:rPr>
-      </w:pPr>
-      <w:r>
-        <w:rPr>
-          <w:b/>
+          <w:bCs/>
+        </w:rPr>
+      </w:pPr>
+      <w:r>
+        <w:rPr>
+          <w:bCs/>
         </w:rPr>
         <w:t>name:</w:t>
       </w:r>
       <w:r>
         <w:rPr>
-          <w:b/>
+          <w:bCs/>
           <w:spacing w:val="-8"/>
         </w:rPr>
         <w:t xml:space="preserve"> </w:t>
       </w:r>
       <w:r>
         <w:rPr>
-          <w:b/>
+          <w:bCs/>
         </w:rPr>
         <w:t>Setup</w:t>
       </w:r>
       <w:r>
         <w:rPr>
-          <w:b/>
+          <w:bCs/>
           <w:spacing w:val="-7"/>
         </w:rPr>
         <w:t xml:space="preserve"> </w:t>
       </w:r>
       <w:r>
         <w:rPr>
-          <w:b/>
+          <w:bCs/>
           <w:spacing w:val="-2"/>
         </w:rPr>
         <w:t>Node.js</w:t>
@@ -26371,12 +26432,12 @@
         <w:spacing w:before="4" w:line="237" w:lineRule="auto"/>
         <w:ind w:left="446" w:right="7160"/>
         <w:rPr>
-          <w:b/>
-        </w:rPr>
-      </w:pPr>
-      <w:r>
-        <w:rPr>
-          <w:b/>
+          <w:bCs/>
+        </w:rPr>
+      </w:pPr>
+      <w:r>
+        <w:rPr>
+          <w:bCs/>
           <w:spacing w:val="-2"/>
         </w:rPr>
         <w:t>uses: actions/setup-node@v3 with:</w:t>
@@ -26387,26 +26448,26 @@
         <w:spacing w:before="1"/>
         <w:ind w:left="557"/>
         <w:rPr>
-          <w:b/>
-        </w:rPr>
-      </w:pPr>
-      <w:r>
-        <w:rPr>
-          <w:b/>
+          <w:bCs/>
+        </w:rPr>
+      </w:pPr>
+      <w:r>
+        <w:rPr>
+          <w:bCs/>
           <w:spacing w:val="-2"/>
         </w:rPr>
         <w:t>node-version:</w:t>
       </w:r>
       <w:r>
         <w:rPr>
-          <w:b/>
+          <w:bCs/>
           <w:spacing w:val="8"/>
         </w:rPr>
         <w:t xml:space="preserve"> </w:t>
       </w:r>
       <w:r>
         <w:rPr>
-          <w:b/>
+          <w:bCs/>
           <w:spacing w:val="-5"/>
         </w:rPr>
         <w:t>18</w:t>
@@ -26426,47 +26487,61 @@
         <w:spacing w:before="251"/>
         <w:ind w:right="7406" w:hanging="111"/>
         <w:rPr>
-          <w:b/>
-        </w:rPr>
-      </w:pPr>
-      <w:r>
-        <w:rPr>
-          <w:b/>
+          <w:bCs/>
+        </w:rPr>
+      </w:pPr>
+      <w:r>
+        <w:rPr>
+          <w:bCs/>
         </w:rPr>
         <w:t>name:</w:t>
       </w:r>
       <w:r>
         <w:rPr>
-          <w:b/>
+          <w:bCs/>
           <w:spacing w:val="-12"/>
         </w:rPr>
         <w:t xml:space="preserve"> </w:t>
       </w:r>
       <w:r>
         <w:rPr>
-          <w:b/>
+          <w:bCs/>
         </w:rPr>
         <w:t>Install</w:t>
       </w:r>
       <w:r>
         <w:rPr>
-          <w:b/>
+          <w:bCs/>
           <w:spacing w:val="-14"/>
         </w:rPr>
         <w:t xml:space="preserve"> </w:t>
       </w:r>
       <w:r>
         <w:rPr>
-          <w:b/>
-        </w:rPr>
-        <w:t>Dependencies run: npm install</w:t>
+          <w:bCs/>
+        </w:rPr>
+        <w:t xml:space="preserve">Dependencies run: </w:t>
+      </w:r>
+      <w:proofErr w:type="spellStart"/>
+      <w:r>
+        <w:rPr>
+          <w:bCs/>
+        </w:rPr>
+        <w:t>npm</w:t>
+      </w:r>
+      <w:proofErr w:type="spellEnd"/>
+      <w:r>
+        <w:rPr>
+          <w:bCs/>
+        </w:rPr>
+        <w:t xml:space="preserve"> install</w:t>
       </w:r>
     </w:p>
     <w:p>
       <w:pPr>
         <w:pStyle w:val="ListParagraph"/>
         <w:rPr>
-          <w:b/>
+          <w:bCs/>
         </w:rPr>
         <w:sectPr>
           <w:pgSz w:w="12240" w:h="15840"/>
@@ -26480,12 +26555,12 @@
         <w:pStyle w:val="BodyText"/>
         <w:spacing w:before="2"/>
         <w:rPr>
-          <w:b/>
-        </w:rPr>
-      </w:pPr>
-      <w:r>
-        <w:rPr>
-          <w:b/>
+          <w:bCs/>
+        </w:rPr>
+      </w:pPr>
+      <w:r>
+        <w:rPr>
+          <w:bCs/>
           <w:noProof/>
         </w:rPr>
         <w:lastRenderedPageBreak/>
@@ -26547,38 +26622,38 @@
         <w:spacing w:line="252" w:lineRule="exact"/>
         <w:ind w:left="460" w:hanging="124"/>
         <w:rPr>
-          <w:b/>
-        </w:rPr>
-      </w:pPr>
-      <w:r>
-        <w:rPr>
-          <w:b/>
+          <w:bCs/>
+        </w:rPr>
+      </w:pPr>
+      <w:r>
+        <w:rPr>
+          <w:bCs/>
         </w:rPr>
         <w:t>name:</w:t>
       </w:r>
       <w:r>
         <w:rPr>
-          <w:b/>
+          <w:bCs/>
           <w:spacing w:val="-5"/>
         </w:rPr>
         <w:t xml:space="preserve"> </w:t>
       </w:r>
       <w:r>
         <w:rPr>
-          <w:b/>
+          <w:bCs/>
         </w:rPr>
         <w:t>Run</w:t>
       </w:r>
       <w:r>
         <w:rPr>
-          <w:b/>
+          <w:bCs/>
           <w:spacing w:val="-9"/>
         </w:rPr>
         <w:t xml:space="preserve"> </w:t>
       </w:r>
       <w:r>
         <w:rPr>
-          <w:b/>
+          <w:bCs/>
           <w:spacing w:val="-2"/>
         </w:rPr>
         <w:t>Tests</w:t>
@@ -26589,64 +26664,64 @@
         <w:spacing w:line="252" w:lineRule="exact"/>
         <w:ind w:left="446"/>
         <w:rPr>
-          <w:b/>
-        </w:rPr>
-      </w:pPr>
-      <w:r>
-        <w:rPr>
-          <w:b/>
+          <w:bCs/>
+        </w:rPr>
+      </w:pPr>
+      <w:r>
+        <w:rPr>
+          <w:bCs/>
         </w:rPr>
         <w:t>run:</w:t>
       </w:r>
       <w:r>
         <w:rPr>
-          <w:b/>
+          <w:bCs/>
           <w:spacing w:val="-8"/>
         </w:rPr>
         <w:t xml:space="preserve"> </w:t>
       </w:r>
       <w:r>
         <w:rPr>
-          <w:b/>
+          <w:bCs/>
         </w:rPr>
         <w:t>echo</w:t>
       </w:r>
       <w:r>
         <w:rPr>
-          <w:b/>
+          <w:bCs/>
           <w:spacing w:val="-6"/>
         </w:rPr>
         <w:t xml:space="preserve"> </w:t>
       </w:r>
       <w:r>
         <w:rPr>
-          <w:b/>
+          <w:bCs/>
         </w:rPr>
         <w:t>"Tests</w:t>
       </w:r>
       <w:r>
         <w:rPr>
-          <w:b/>
+          <w:bCs/>
           <w:spacing w:val="-5"/>
         </w:rPr>
         <w:t xml:space="preserve"> </w:t>
       </w:r>
       <w:r>
         <w:rPr>
-          <w:b/>
+          <w:bCs/>
         </w:rPr>
         <w:t>Executed</w:t>
       </w:r>
       <w:r>
         <w:rPr>
-          <w:b/>
+          <w:bCs/>
           <w:spacing w:val="-8"/>
         </w:rPr>
         <w:t xml:space="preserve"> </w:t>
       </w:r>
       <w:r>
         <w:rPr>
-          <w:b/>
+          <w:bCs/>
           <w:spacing w:val="-2"/>
         </w:rPr>
         <w:t>Successfully"</w:t>
@@ -26657,7 +26732,7 @@
         <w:pStyle w:val="BodyText"/>
         <w:spacing w:before="4"/>
         <w:rPr>
-          <w:b/>
+          <w:bCs/>
         </w:rPr>
       </w:pPr>
     </w:p>
@@ -26675,12 +26750,12 @@
         <w:spacing w:before="1" w:line="237" w:lineRule="auto"/>
         <w:ind w:right="7273" w:hanging="111"/>
         <w:rPr>
-          <w:b/>
-        </w:rPr>
-      </w:pPr>
-      <w:r>
-        <w:rPr>
-          <w:b/>
+          <w:bCs/>
+        </w:rPr>
+      </w:pPr>
+      <w:r>
+        <w:rPr>
+          <w:bCs/>
           <w:noProof/>
         </w:rPr>
         <w:drawing>
@@ -26729,46 +26804,46 @@
       </w:r>
       <w:r>
         <w:rPr>
-          <w:b/>
+          <w:bCs/>
         </w:rPr>
         <w:t>name: Build Application run:</w:t>
       </w:r>
       <w:r>
         <w:rPr>
-          <w:b/>
+          <w:bCs/>
           <w:spacing w:val="-14"/>
         </w:rPr>
         <w:t xml:space="preserve"> </w:t>
       </w:r>
       <w:r>
         <w:rPr>
-          <w:b/>
+          <w:bCs/>
         </w:rPr>
         <w:t>echo</w:t>
       </w:r>
       <w:r>
         <w:rPr>
-          <w:b/>
+          <w:bCs/>
           <w:spacing w:val="-14"/>
         </w:rPr>
         <w:t xml:space="preserve"> </w:t>
       </w:r>
       <w:r>
         <w:rPr>
-          <w:b/>
+          <w:bCs/>
         </w:rPr>
         <w:t>"Build</w:t>
       </w:r>
       <w:r>
         <w:rPr>
-          <w:b/>
+          <w:bCs/>
           <w:spacing w:val="-14"/>
         </w:rPr>
         <w:t xml:space="preserve"> </w:t>
       </w:r>
       <w:r>
         <w:rPr>
-          <w:b/>
+          <w:bCs/>
         </w:rPr>
         <w:t>Successful"</w:t>
       </w:r>
@@ -27710,168 +27785,168 @@
       <w:pPr>
         <w:spacing w:before="2"/>
         <w:rPr>
-          <w:b/>
-        </w:rPr>
-      </w:pPr>
-      <w:r>
-        <w:rPr>
-          <w:b/>
+          <w:bCs/>
+        </w:rPr>
+      </w:pPr>
+      <w:r>
+        <w:rPr>
+          <w:bCs/>
         </w:rPr>
         <w:t>Successfully implemented and demonstrated a CI/CD pipeline for the Hospital Management System using GitHub</w:t>
       </w:r>
       <w:r>
         <w:rPr>
-          <w:b/>
+          <w:bCs/>
           <w:spacing w:val="-6"/>
         </w:rPr>
         <w:t xml:space="preserve"> </w:t>
       </w:r>
       <w:r>
         <w:rPr>
-          <w:b/>
+          <w:bCs/>
         </w:rPr>
         <w:t>Actions.</w:t>
       </w:r>
       <w:r>
         <w:rPr>
-          <w:b/>
+          <w:bCs/>
           <w:spacing w:val="-1"/>
         </w:rPr>
         <w:t xml:space="preserve"> </w:t>
       </w:r>
       <w:r>
         <w:rPr>
-          <w:b/>
+          <w:bCs/>
         </w:rPr>
         <w:t>The</w:t>
       </w:r>
       <w:r>
         <w:rPr>
-          <w:b/>
+          <w:bCs/>
           <w:spacing w:val="-5"/>
         </w:rPr>
         <w:t xml:space="preserve"> </w:t>
       </w:r>
       <w:r>
         <w:rPr>
-          <w:b/>
+          <w:bCs/>
         </w:rPr>
         <w:t>workflow</w:t>
       </w:r>
       <w:r>
         <w:rPr>
-          <w:b/>
+          <w:bCs/>
           <w:spacing w:val="-5"/>
         </w:rPr>
         <w:t xml:space="preserve"> </w:t>
       </w:r>
       <w:r>
         <w:rPr>
-          <w:b/>
+          <w:bCs/>
         </w:rPr>
         <w:t>automatically</w:t>
       </w:r>
       <w:r>
         <w:rPr>
-          <w:b/>
+          <w:bCs/>
           <w:spacing w:val="-4"/>
         </w:rPr>
         <w:t xml:space="preserve"> </w:t>
       </w:r>
       <w:r>
         <w:rPr>
-          <w:b/>
+          <w:bCs/>
         </w:rPr>
         <w:t>builds and</w:t>
       </w:r>
       <w:r>
         <w:rPr>
-          <w:b/>
+          <w:bCs/>
           <w:spacing w:val="-6"/>
         </w:rPr>
         <w:t xml:space="preserve"> </w:t>
       </w:r>
       <w:r>
         <w:rPr>
-          <w:b/>
+          <w:bCs/>
         </w:rPr>
         <w:t>validates</w:t>
       </w:r>
       <w:r>
         <w:rPr>
-          <w:b/>
+          <w:bCs/>
           <w:spacing w:val="-4"/>
         </w:rPr>
         <w:t xml:space="preserve"> </w:t>
       </w:r>
       <w:r>
         <w:rPr>
-          <w:b/>
+          <w:bCs/>
         </w:rPr>
         <w:t>the</w:t>
       </w:r>
       <w:r>
         <w:rPr>
-          <w:b/>
+          <w:bCs/>
           <w:spacing w:val="-1"/>
         </w:rPr>
         <w:t xml:space="preserve"> </w:t>
       </w:r>
       <w:r>
         <w:rPr>
-          <w:b/>
+          <w:bCs/>
         </w:rPr>
         <w:t>application</w:t>
       </w:r>
       <w:r>
         <w:rPr>
-          <w:b/>
+          <w:bCs/>
           <w:spacing w:val="-11"/>
         </w:rPr>
         <w:t xml:space="preserve"> </w:t>
       </w:r>
       <w:r>
         <w:rPr>
-          <w:b/>
+          <w:bCs/>
         </w:rPr>
         <w:t>whenever</w:t>
       </w:r>
       <w:r>
         <w:rPr>
-          <w:b/>
+          <w:bCs/>
           <w:spacing w:val="-5"/>
         </w:rPr>
         <w:t xml:space="preserve"> </w:t>
       </w:r>
       <w:r>
         <w:rPr>
-          <w:b/>
+          <w:bCs/>
         </w:rPr>
         <w:t>code</w:t>
       </w:r>
       <w:r>
         <w:rPr>
-          <w:b/>
+          <w:bCs/>
           <w:spacing w:val="-6"/>
         </w:rPr>
         <w:t xml:space="preserve"> </w:t>
       </w:r>
       <w:r>
         <w:rPr>
-          <w:b/>
+          <w:bCs/>
         </w:rPr>
         <w:t>changes</w:t>
       </w:r>
       <w:r>
         <w:rPr>
-          <w:b/>
+          <w:bCs/>
           <w:spacing w:val="-4"/>
         </w:rPr>
         <w:t xml:space="preserve"> </w:t>
       </w:r>
       <w:r>
         <w:rPr>
-          <w:b/>
+          <w:bCs/>
         </w:rPr>
         <w:t>are pushed to the reposit</w:t>
       </w:r>
@@ -27888,6 +27963,107 @@
         </w:sectPr>
       </w:pPr>
     </w:p>
+    <w:tbl>
+      <w:tblPr>
+        <w:tblStyle w:val="TableGrid"/>
+        <w:tblpPr w:leftFromText="180" w:rightFromText="180" w:vertAnchor="text" w:horzAnchor="margin" w:tblpY="-78"/>
+        <w:tblW w:w="9796" w:type="dxa"/>
+        <w:tblLook w:val="04A0" w:firstRow="1" w:lastRow="0" w:firstColumn="1" w:lastColumn="0" w:noHBand="0" w:noVBand="1"/>
+      </w:tblPr>
+      <w:tblGrid>
+        <w:gridCol w:w="4898"/>
+        <w:gridCol w:w="4898"/>
+      </w:tblGrid>
+      <w:tr>
+        <w:trPr>
+          <w:trHeight w:val="1238"/>
+        </w:trPr>
+        <w:tc>
+          <w:tcPr>
+            <w:tcW w:w="4898" w:type="dxa"/>
+          </w:tcPr>
+          <w:p>
+            <w:pPr>
+              <w:spacing w:before="75"/>
+              <w:ind w:left="182"/>
+              <w:rPr>
+                <w:b/>
+                <w:sz w:val="24"/>
+              </w:rPr>
+            </w:pPr>
+            <w:r>
+              <w:rPr>
+                <w:b/>
+                <w:sz w:val="24"/>
+              </w:rPr>
+              <w:lastRenderedPageBreak/>
+              <w:t>EXP</w:t>
+            </w:r>
+            <w:r>
+              <w:rPr>
+                <w:b/>
+                <w:spacing w:val="-4"/>
+                <w:sz w:val="24"/>
+              </w:rPr>
+              <w:t xml:space="preserve"> </w:t>
+            </w:r>
+            <w:r>
+              <w:rPr>
+                <w:b/>
+                <w:sz w:val="24"/>
+              </w:rPr>
+              <w:t>NO:</w:t>
+            </w:r>
+            <w:r>
+              <w:rPr>
+                <w:b/>
+                <w:spacing w:val="2"/>
+                <w:sz w:val="24"/>
+              </w:rPr>
+              <w:t xml:space="preserve"> </w:t>
+            </w:r>
+            <w:r>
+              <w:rPr>
+                <w:b/>
+                <w:spacing w:val="-7"/>
+                <w:sz w:val="24"/>
+              </w:rPr>
+              <w:t>10</w:t>
+            </w:r>
+          </w:p>
+          <w:p>
+            <w:pPr>
+              <w:spacing w:before="75"/>
+              <w:rPr>
+                <w:b/>
+                <w:sz w:val="24"/>
+              </w:rPr>
+            </w:pPr>
+          </w:p>
+        </w:tc>
+        <w:tc>
+          <w:tcPr>
+            <w:tcW w:w="4898" w:type="dxa"/>
+          </w:tcPr>
+          <w:p>
+            <w:pPr>
+              <w:spacing w:before="75"/>
+              <w:rPr>
+                <w:b/>
+                <w:sz w:val="24"/>
+              </w:rPr>
+            </w:pPr>
+            <w:r>
+              <w:rPr>
+                <w:b/>
+                <w:sz w:val="24"/>
+              </w:rPr>
+              <w:t>GITHUB: PROJECT STRUCTURE &amp; NAMING CONVENTIONS</w:t>
+            </w:r>
+          </w:p>
+        </w:tc>
+      </w:tr>
+    </w:tbl>
     <w:p>
       <w:pPr>
         <w:spacing w:before="75"/>
@@ -27895,159 +28071,6 @@
         <w:rPr>
           <w:b/>
           <w:sz w:val="24"/>
-        </w:rPr>
-      </w:pPr>
-      <w:r>
-        <w:rPr>
-          <w:b/>
-          <w:sz w:val="24"/>
-        </w:rPr>
-        <w:lastRenderedPageBreak/>
-        <w:t>EXP</w:t>
-      </w:r>
-      <w:r>
-        <w:rPr>
-          <w:b/>
-          <w:spacing w:val="-4"/>
-          <w:sz w:val="24"/>
-        </w:rPr>
-        <w:t xml:space="preserve"> </w:t>
-      </w:r>
-      <w:r>
-        <w:rPr>
-          <w:b/>
-          <w:sz w:val="24"/>
-        </w:rPr>
-        <w:t>NO:</w:t>
-      </w:r>
-      <w:r>
-        <w:rPr>
-          <w:b/>
-          <w:spacing w:val="2"/>
-          <w:sz w:val="24"/>
-        </w:rPr>
-        <w:t xml:space="preserve"> </w:t>
-      </w:r>
-      <w:r>
-        <w:rPr>
-          <w:b/>
-          <w:spacing w:val="-7"/>
-          <w:sz w:val="24"/>
-        </w:rPr>
-        <w:t>10</w:t>
-      </w:r>
-    </w:p>
-    <w:p>
-      <w:pPr>
-        <w:spacing w:before="62"/>
-        <w:ind w:right="1271"/>
-        <w:jc w:val="center"/>
-        <w:rPr>
-          <w:b/>
-          <w:sz w:val="30"/>
-        </w:rPr>
-      </w:pPr>
-      <w:r>
-        <w:br w:type="column"/>
-      </w:r>
-      <w:r>
-        <w:rPr>
-          <w:b/>
-          <w:spacing w:val="-2"/>
-          <w:sz w:val="30"/>
-        </w:rPr>
-        <w:t>GITHUB:</w:t>
-      </w:r>
-      <w:r>
-        <w:rPr>
-          <w:b/>
-          <w:spacing w:val="-11"/>
-          <w:sz w:val="30"/>
-        </w:rPr>
-        <w:t xml:space="preserve"> </w:t>
-      </w:r>
-      <w:r>
-        <w:rPr>
-          <w:b/>
-          <w:spacing w:val="-2"/>
-          <w:sz w:val="30"/>
-        </w:rPr>
-        <w:t>PROJECT</w:t>
-      </w:r>
-      <w:r>
-        <w:rPr>
-          <w:b/>
-          <w:spacing w:val="-8"/>
-          <w:sz w:val="30"/>
-        </w:rPr>
-        <w:t xml:space="preserve"> </w:t>
-      </w:r>
-      <w:r>
-        <w:rPr>
-          <w:b/>
-          <w:spacing w:val="-2"/>
-          <w:sz w:val="30"/>
-        </w:rPr>
-        <w:t>STRUCTURE</w:t>
-      </w:r>
-      <w:r>
-        <w:rPr>
-          <w:b/>
-          <w:spacing w:val="-14"/>
-          <w:sz w:val="30"/>
-        </w:rPr>
-        <w:t xml:space="preserve"> </w:t>
-      </w:r>
-      <w:r>
-        <w:rPr>
-          <w:b/>
-          <w:spacing w:val="-2"/>
-          <w:sz w:val="30"/>
-        </w:rPr>
-        <w:t>&amp;</w:t>
-      </w:r>
-      <w:r>
-        <w:rPr>
-          <w:b/>
-          <w:spacing w:val="-7"/>
-          <w:sz w:val="30"/>
-        </w:rPr>
-        <w:t xml:space="preserve"> </w:t>
-      </w:r>
-      <w:r>
-        <w:rPr>
-          <w:b/>
-          <w:spacing w:val="-2"/>
-          <w:sz w:val="30"/>
-        </w:rPr>
-        <w:t>NAMING</w:t>
-      </w:r>
-    </w:p>
-    <w:p>
-      <w:pPr>
-        <w:spacing w:before="68"/>
-        <w:ind w:left="20" w:right="1271"/>
-        <w:jc w:val="center"/>
-        <w:rPr>
-          <w:b/>
-          <w:sz w:val="30"/>
-        </w:rPr>
-      </w:pPr>
-      <w:r>
-        <w:rPr>
-          <w:b/>
-          <w:spacing w:val="-2"/>
-          <w:sz w:val="30"/>
-        </w:rPr>
-        <w:t>CONVENTIONS</w:t>
-      </w:r>
-    </w:p>
-    <w:p>
-      <w:pPr>
-        <w:jc w:val="center"/>
-        <w:rPr>
-          <w:b/>
-          <w:sz w:val="30"/>
         </w:rPr>
         <w:sectPr>
           <w:pgSz w:w="12240" w:h="15840"/>
@@ -28057,14 +28080,6 @@
             <w:col w:w="7986"/>
           </w:cols>
         </w:sectPr>
-      </w:pPr>
-    </w:p>
-    <w:p>
-      <w:pPr>
-        <w:pStyle w:val="BodyText"/>
-        <w:rPr>
-          <w:b/>
-        </w:rPr>
       </w:pPr>
     </w:p>
     <w:p>
@@ -30714,7 +30729,6 @@
   <w:style w:type="character" w:default="1" w:styleId="DefaultParagraphFont">
     <w:name w:val="Default Paragraph Font"/>
     <w:uiPriority w:val="1"/>
-    <w:semiHidden/>
     <w:unhideWhenUsed/>
   </w:style>
   <w:style w:type="table" w:default="1" w:styleId="TableNormal">
@@ -30776,6 +30790,22 @@
     <w:pPr>
       <w:ind w:left="9"/>
     </w:pPr>
+  </w:style>
+  <w:style w:type="table" w:styleId="TableGrid">
+    <w:name w:val="Table Grid"/>
+    <w:basedOn w:val="TableNormal"/>
+    <w:uiPriority w:val="39"/>
+    <w:rsid w:val="00E64711"/>
+    <w:tblPr>
+      <w:tblBorders>
+        <w:top w:val="single" w:sz="4" w:space="0" w:color="auto"/>
+        <w:left w:val="single" w:sz="4" w:space="0" w:color="auto"/>
+        <w:bottom w:val="single" w:sz="4" w:space="0" w:color="auto"/>
+        <w:right w:val="single" w:sz="4" w:space="0" w:color="auto"/>
+        <w:insideH w:val="single" w:sz="4" w:space="0" w:color="auto"/>
+        <w:insideV w:val="single" w:sz="4" w:space="0" w:color="auto"/>
+      </w:tblBorders>
+    </w:tblPr>
   </w:style>
 </w:styles>
 </file>
